--- a/docs/sample-docs/全球优选_跨境售后政策.docx
+++ b/docs/sample-docs/全球优选_跨境售后政策.docx
@@ -7,603 +7,3165 @@
         <w:pStyle w:val="Heading1"/>
       </w:pPr>
       <w:r>
-        <w:rPr>
-          <w:b/>
-          <w:sz w:val="40"/>
-        </w:rPr>
         <w:t>全球优选 · 跨境售后与退换货政策</w:t>
       </w:r>
     </w:p>
-    <w:p/>
-    <w:p>
-      <w:pPr>
-        <w:ind w:left="567"/>
-      </w:pPr>
-      <w:r>
-        <w:rPr>
-          <w:i/>
-          <w:color w:val="646464"/>
-        </w:rPr>
-        <w:t>文件编号: POL-CS-2026-002 | 版本: v3.0 | 生效: 2026-04-01</w:t>
-      </w:r>
-    </w:p>
-    <w:p/>
-    <w:p>
-      <w:r>
-        <w:t>────────────────────────────────────────────────────────────</w:t>
-      </w:r>
-    </w:p>
-    <w:p/>
+    <w:tbl>
+      <w:tblPr>
+        <w:tblStyle w:val="TableGrid"/>
+        <w:tblW w:type="auto" w:w="0"/>
+        <w:tblLook w:firstColumn="1" w:firstRow="1" w:lastColumn="0" w:lastRow="0" w:noHBand="0" w:noVBand="1" w:val="04A0"/>
+      </w:tblPr>
+      <w:tblGrid>
+        <w:gridCol w:w="4320"/>
+        <w:gridCol w:w="4320"/>
+      </w:tblGrid>
+      <w:tr>
+        <w:tc>
+          <w:tcPr>
+            <w:tcW w:type="dxa" w:w="4320"/>
+          </w:tcPr>
+          <w:p>
+            <w:r>
+              <w:rPr>
+                <w:b/>
+                <w:sz w:val="18"/>
+              </w:rPr>
+              <w:t>文档控制项</w:t>
+            </w:r>
+          </w:p>
+        </w:tc>
+        <w:tc>
+          <w:tcPr>
+            <w:tcW w:type="dxa" w:w="4320"/>
+          </w:tcPr>
+          <w:p>
+            <w:r>
+              <w:rPr>
+                <w:b/>
+                <w:sz w:val="18"/>
+              </w:rPr>
+              <w:t>内容</w:t>
+            </w:r>
+          </w:p>
+        </w:tc>
+      </w:tr>
+      <w:tr>
+        <w:tc>
+          <w:tcPr>
+            <w:tcW w:type="dxa" w:w="4320"/>
+          </w:tcPr>
+          <w:p>
+            <w:r>
+              <w:rPr>
+                <w:b w:val="0"/>
+                <w:sz w:val="18"/>
+              </w:rPr>
+              <w:t>文件编号</w:t>
+            </w:r>
+          </w:p>
+        </w:tc>
+        <w:tc>
+          <w:tcPr>
+            <w:tcW w:type="dxa" w:w="4320"/>
+          </w:tcPr>
+          <w:p>
+            <w:r>
+              <w:rPr>
+                <w:b w:val="0"/>
+                <w:sz w:val="18"/>
+              </w:rPr>
+              <w:t>POL-CS-2026-002</w:t>
+            </w:r>
+          </w:p>
+        </w:tc>
+      </w:tr>
+      <w:tr>
+        <w:tc>
+          <w:tcPr>
+            <w:tcW w:type="dxa" w:w="4320"/>
+          </w:tcPr>
+          <w:p>
+            <w:r>
+              <w:rPr>
+                <w:b w:val="0"/>
+                <w:sz w:val="18"/>
+              </w:rPr>
+              <w:t>版本号</w:t>
+            </w:r>
+          </w:p>
+        </w:tc>
+        <w:tc>
+          <w:tcPr>
+            <w:tcW w:type="dxa" w:w="4320"/>
+          </w:tcPr>
+          <w:p>
+            <w:r>
+              <w:rPr>
+                <w:b w:val="0"/>
+                <w:sz w:val="18"/>
+              </w:rPr>
+              <w:t>v3.1</w:t>
+            </w:r>
+          </w:p>
+        </w:tc>
+      </w:tr>
+      <w:tr>
+        <w:tc>
+          <w:tcPr>
+            <w:tcW w:type="dxa" w:w="4320"/>
+          </w:tcPr>
+          <w:p>
+            <w:r>
+              <w:rPr>
+                <w:b w:val="0"/>
+                <w:sz w:val="18"/>
+              </w:rPr>
+              <w:t>生效日期</w:t>
+            </w:r>
+          </w:p>
+        </w:tc>
+        <w:tc>
+          <w:tcPr>
+            <w:tcW w:type="dxa" w:w="4320"/>
+          </w:tcPr>
+          <w:p>
+            <w:r>
+              <w:rPr>
+                <w:b w:val="0"/>
+                <w:sz w:val="18"/>
+              </w:rPr>
+              <w:t>2026-04-01</w:t>
+            </w:r>
+          </w:p>
+        </w:tc>
+      </w:tr>
+      <w:tr>
+        <w:tc>
+          <w:tcPr>
+            <w:tcW w:type="dxa" w:w="4320"/>
+          </w:tcPr>
+          <w:p>
+            <w:r>
+              <w:rPr>
+                <w:b w:val="0"/>
+                <w:sz w:val="18"/>
+              </w:rPr>
+              <w:t>密级</w:t>
+            </w:r>
+          </w:p>
+        </w:tc>
+        <w:tc>
+          <w:tcPr>
+            <w:tcW w:type="dxa" w:w="4320"/>
+          </w:tcPr>
+          <w:p>
+            <w:r>
+              <w:rPr>
+                <w:b w:val="0"/>
+                <w:sz w:val="18"/>
+              </w:rPr>
+              <w:t>内部（限公司员工及授权客服查阅）</w:t>
+            </w:r>
+          </w:p>
+        </w:tc>
+      </w:tr>
+      <w:tr>
+        <w:tc>
+          <w:tcPr>
+            <w:tcW w:type="dxa" w:w="4320"/>
+          </w:tcPr>
+          <w:p>
+            <w:r>
+              <w:rPr>
+                <w:b w:val="0"/>
+                <w:sz w:val="18"/>
+              </w:rPr>
+              <w:t>受控状态</w:t>
+            </w:r>
+          </w:p>
+        </w:tc>
+        <w:tc>
+          <w:tcPr>
+            <w:tcW w:type="dxa" w:w="4320"/>
+          </w:tcPr>
+          <w:p>
+            <w:r>
+              <w:rPr>
+                <w:b w:val="0"/>
+                <w:sz w:val="18"/>
+              </w:rPr>
+              <w:t>受控文件，未经许可不得外传、复制或摘录</w:t>
+            </w:r>
+          </w:p>
+        </w:tc>
+      </w:tr>
+      <w:tr>
+        <w:tc>
+          <w:tcPr>
+            <w:tcW w:type="dxa" w:w="4320"/>
+          </w:tcPr>
+          <w:p>
+            <w:r>
+              <w:rPr>
+                <w:b w:val="0"/>
+                <w:sz w:val="18"/>
+              </w:rPr>
+              <w:t>编制部门</w:t>
+            </w:r>
+          </w:p>
+        </w:tc>
+        <w:tc>
+          <w:tcPr>
+            <w:tcW w:type="dxa" w:w="4320"/>
+          </w:tcPr>
+          <w:p>
+            <w:r>
+              <w:rPr>
+                <w:b w:val="0"/>
+                <w:sz w:val="18"/>
+              </w:rPr>
+              <w:t>客户服务部</w:t>
+            </w:r>
+          </w:p>
+        </w:tc>
+      </w:tr>
+      <w:tr>
+        <w:tc>
+          <w:tcPr>
+            <w:tcW w:type="dxa" w:w="4320"/>
+          </w:tcPr>
+          <w:p>
+            <w:r>
+              <w:rPr>
+                <w:b w:val="0"/>
+                <w:sz w:val="18"/>
+              </w:rPr>
+              <w:t>审核</w:t>
+            </w:r>
+          </w:p>
+        </w:tc>
+        <w:tc>
+          <w:tcPr>
+            <w:tcW w:type="dxa" w:w="4320"/>
+          </w:tcPr>
+          <w:p>
+            <w:r>
+              <w:rPr>
+                <w:b w:val="0"/>
+                <w:sz w:val="18"/>
+              </w:rPr>
+              <w:t>运营中心 · 李××</w:t>
+            </w:r>
+          </w:p>
+        </w:tc>
+      </w:tr>
+      <w:tr>
+        <w:tc>
+          <w:tcPr>
+            <w:tcW w:type="dxa" w:w="4320"/>
+          </w:tcPr>
+          <w:p>
+            <w:r>
+              <w:rPr>
+                <w:b w:val="0"/>
+                <w:sz w:val="18"/>
+              </w:rPr>
+              <w:t>批准</w:t>
+            </w:r>
+          </w:p>
+        </w:tc>
+        <w:tc>
+          <w:tcPr>
+            <w:tcW w:type="dxa" w:w="4320"/>
+          </w:tcPr>
+          <w:p>
+            <w:r>
+              <w:rPr>
+                <w:b w:val="0"/>
+                <w:sz w:val="18"/>
+              </w:rPr>
+              <w:t>总经理 · 张××</w:t>
+            </w:r>
+          </w:p>
+        </w:tc>
+      </w:tr>
+      <w:tr>
+        <w:tc>
+          <w:tcPr>
+            <w:tcW w:type="dxa" w:w="4320"/>
+          </w:tcPr>
+          <w:p>
+            <w:r>
+              <w:rPr>
+                <w:b w:val="0"/>
+                <w:sz w:val="18"/>
+              </w:rPr>
+              <w:t>复审周期</w:t>
+            </w:r>
+          </w:p>
+        </w:tc>
+        <w:tc>
+          <w:tcPr>
+            <w:tcW w:type="dxa" w:w="4320"/>
+          </w:tcPr>
+          <w:p>
+            <w:r>
+              <w:rPr>
+                <w:b w:val="0"/>
+                <w:sz w:val="18"/>
+              </w:rPr>
+              <w:t>每季度复审一次，更新后推送至全体客服人员</w:t>
+            </w:r>
+          </w:p>
+        </w:tc>
+      </w:tr>
+    </w:tbl>
     <w:p>
       <w:pPr>
         <w:pStyle w:val="Heading2"/>
       </w:pPr>
       <w:r>
-        <w:rPr>
-          <w:b/>
-          <w:sz w:val="32"/>
-        </w:rPr>
-        <w:t>一、售后总则</w:t>
+        <w:t>修订记录</w:t>
       </w:r>
     </w:p>
-    <w:p/>
-    <w:p>
-      <w:r>
-        <w:t>退换货承诺: 我们对产品质量负责到底。以下条款依据各市场消费者保护法规制定，取最有利于消费者的标准执行。</w:t>
-      </w:r>
-    </w:p>
-    <w:p/>
-    <w:p>
-      <w:r>
-        <w:t>────────────────────────────────────────────────────────────</w:t>
-      </w:r>
-    </w:p>
-    <w:p/>
+    <w:tbl>
+      <w:tblPr>
+        <w:tblStyle w:val="TableGrid"/>
+        <w:tblW w:type="auto" w:w="0"/>
+        <w:tblLook w:firstColumn="1" w:firstRow="1" w:lastColumn="0" w:lastRow="0" w:noHBand="0" w:noVBand="1" w:val="04A0"/>
+      </w:tblPr>
+      <w:tblGrid>
+        <w:gridCol w:w="1728"/>
+        <w:gridCol w:w="1728"/>
+        <w:gridCol w:w="1728"/>
+        <w:gridCol w:w="1728"/>
+        <w:gridCol w:w="1728"/>
+      </w:tblGrid>
+      <w:tr>
+        <w:tc>
+          <w:tcPr>
+            <w:tcW w:type="dxa" w:w="1728"/>
+          </w:tcPr>
+          <w:p>
+            <w:r>
+              <w:rPr>
+                <w:b/>
+                <w:sz w:val="18"/>
+              </w:rPr>
+              <w:t>版本</w:t>
+            </w:r>
+          </w:p>
+        </w:tc>
+        <w:tc>
+          <w:tcPr>
+            <w:tcW w:type="dxa" w:w="1728"/>
+          </w:tcPr>
+          <w:p>
+            <w:r>
+              <w:rPr>
+                <w:b/>
+                <w:sz w:val="18"/>
+              </w:rPr>
+              <w:t>日期</w:t>
+            </w:r>
+          </w:p>
+        </w:tc>
+        <w:tc>
+          <w:tcPr>
+            <w:tcW w:type="dxa" w:w="1728"/>
+          </w:tcPr>
+          <w:p>
+            <w:r>
+              <w:rPr>
+                <w:b/>
+                <w:sz w:val="18"/>
+              </w:rPr>
+              <w:t>修订内容</w:t>
+            </w:r>
+          </w:p>
+        </w:tc>
+        <w:tc>
+          <w:tcPr>
+            <w:tcW w:type="dxa" w:w="1728"/>
+          </w:tcPr>
+          <w:p>
+            <w:r>
+              <w:rPr>
+                <w:b/>
+                <w:sz w:val="18"/>
+              </w:rPr>
+              <w:t>编制</w:t>
+            </w:r>
+          </w:p>
+        </w:tc>
+        <w:tc>
+          <w:tcPr>
+            <w:tcW w:type="dxa" w:w="1728"/>
+          </w:tcPr>
+          <w:p>
+            <w:r>
+              <w:rPr>
+                <w:b/>
+                <w:sz w:val="18"/>
+              </w:rPr>
+              <w:t>批准</w:t>
+            </w:r>
+          </w:p>
+        </w:tc>
+      </w:tr>
+      <w:tr>
+        <w:tc>
+          <w:tcPr>
+            <w:tcW w:type="dxa" w:w="1728"/>
+          </w:tcPr>
+          <w:p>
+            <w:r>
+              <w:rPr>
+                <w:b w:val="0"/>
+                <w:sz w:val="18"/>
+              </w:rPr>
+              <w:t>v1.0</w:t>
+            </w:r>
+          </w:p>
+        </w:tc>
+        <w:tc>
+          <w:tcPr>
+            <w:tcW w:type="dxa" w:w="1728"/>
+          </w:tcPr>
+          <w:p>
+            <w:r>
+              <w:rPr>
+                <w:b w:val="0"/>
+                <w:sz w:val="18"/>
+              </w:rPr>
+              <w:t>2024-01-01</w:t>
+            </w:r>
+          </w:p>
+        </w:tc>
+        <w:tc>
+          <w:tcPr>
+            <w:tcW w:type="dxa" w:w="1728"/>
+          </w:tcPr>
+          <w:p>
+            <w:r>
+              <w:rPr>
+                <w:b w:val="0"/>
+                <w:sz w:val="18"/>
+              </w:rPr>
+              <w:t>首次发布</w:t>
+            </w:r>
+          </w:p>
+        </w:tc>
+        <w:tc>
+          <w:tcPr>
+            <w:tcW w:type="dxa" w:w="1728"/>
+          </w:tcPr>
+          <w:p>
+            <w:r>
+              <w:rPr>
+                <w:b w:val="0"/>
+                <w:sz w:val="18"/>
+              </w:rPr>
+              <w:t>客服部</w:t>
+            </w:r>
+          </w:p>
+        </w:tc>
+        <w:tc>
+          <w:tcPr>
+            <w:tcW w:type="dxa" w:w="1728"/>
+          </w:tcPr>
+          <w:p>
+            <w:r>
+              <w:rPr>
+                <w:b w:val="0"/>
+                <w:sz w:val="18"/>
+              </w:rPr>
+              <w:t>张××</w:t>
+            </w:r>
+          </w:p>
+        </w:tc>
+      </w:tr>
+      <w:tr>
+        <w:tc>
+          <w:tcPr>
+            <w:tcW w:type="dxa" w:w="1728"/>
+          </w:tcPr>
+          <w:p>
+            <w:r>
+              <w:rPr>
+                <w:b w:val="0"/>
+                <w:sz w:val="18"/>
+              </w:rPr>
+              <w:t>v2.0</w:t>
+            </w:r>
+          </w:p>
+        </w:tc>
+        <w:tc>
+          <w:tcPr>
+            <w:tcW w:type="dxa" w:w="1728"/>
+          </w:tcPr>
+          <w:p>
+            <w:r>
+              <w:rPr>
+                <w:b w:val="0"/>
+                <w:sz w:val="18"/>
+              </w:rPr>
+              <w:t>2024-07-01</w:t>
+            </w:r>
+          </w:p>
+        </w:tc>
+        <w:tc>
+          <w:tcPr>
+            <w:tcW w:type="dxa" w:w="1728"/>
+          </w:tcPr>
+          <w:p>
+            <w:r>
+              <w:rPr>
+                <w:b w:val="0"/>
+                <w:sz w:val="18"/>
+              </w:rPr>
+              <w:t>修订第二章；新增第三章</w:t>
+            </w:r>
+          </w:p>
+        </w:tc>
+        <w:tc>
+          <w:tcPr>
+            <w:tcW w:type="dxa" w:w="1728"/>
+          </w:tcPr>
+          <w:p>
+            <w:r>
+              <w:rPr>
+                <w:b w:val="0"/>
+                <w:sz w:val="18"/>
+              </w:rPr>
+              <w:t>客服部</w:t>
+            </w:r>
+          </w:p>
+        </w:tc>
+        <w:tc>
+          <w:tcPr>
+            <w:tcW w:type="dxa" w:w="1728"/>
+          </w:tcPr>
+          <w:p>
+            <w:r>
+              <w:rPr>
+                <w:b w:val="0"/>
+                <w:sz w:val="18"/>
+              </w:rPr>
+              <w:t>张××</w:t>
+            </w:r>
+          </w:p>
+        </w:tc>
+      </w:tr>
+      <w:tr>
+        <w:tc>
+          <w:tcPr>
+            <w:tcW w:type="dxa" w:w="1728"/>
+          </w:tcPr>
+          <w:p>
+            <w:r>
+              <w:rPr>
+                <w:b w:val="0"/>
+                <w:sz w:val="18"/>
+              </w:rPr>
+              <w:t>v2.1</w:t>
+            </w:r>
+          </w:p>
+        </w:tc>
+        <w:tc>
+          <w:tcPr>
+            <w:tcW w:type="dxa" w:w="1728"/>
+          </w:tcPr>
+          <w:p>
+            <w:r>
+              <w:rPr>
+                <w:b w:val="0"/>
+                <w:sz w:val="18"/>
+              </w:rPr>
+              <w:t>2025-06-01</w:t>
+            </w:r>
+          </w:p>
+        </w:tc>
+        <w:tc>
+          <w:tcPr>
+            <w:tcW w:type="dxa" w:w="1728"/>
+          </w:tcPr>
+          <w:p>
+            <w:r>
+              <w:rPr>
+                <w:b w:val="0"/>
+                <w:sz w:val="18"/>
+              </w:rPr>
+              <w:t>新增 6.3 节</w:t>
+            </w:r>
+          </w:p>
+        </w:tc>
+        <w:tc>
+          <w:tcPr>
+            <w:tcW w:type="dxa" w:w="1728"/>
+          </w:tcPr>
+          <w:p>
+            <w:r>
+              <w:rPr>
+                <w:b w:val="0"/>
+                <w:sz w:val="18"/>
+              </w:rPr>
+              <w:t>客服部</w:t>
+            </w:r>
+          </w:p>
+        </w:tc>
+        <w:tc>
+          <w:tcPr>
+            <w:tcW w:type="dxa" w:w="1728"/>
+          </w:tcPr>
+          <w:p>
+            <w:r>
+              <w:rPr>
+                <w:b w:val="0"/>
+                <w:sz w:val="18"/>
+              </w:rPr>
+              <w:t>张××</w:t>
+            </w:r>
+          </w:p>
+        </w:tc>
+      </w:tr>
+      <w:tr>
+        <w:tc>
+          <w:tcPr>
+            <w:tcW w:type="dxa" w:w="1728"/>
+          </w:tcPr>
+          <w:p>
+            <w:r>
+              <w:rPr>
+                <w:b w:val="0"/>
+                <w:sz w:val="18"/>
+              </w:rPr>
+              <w:t>v3.0</w:t>
+            </w:r>
+          </w:p>
+        </w:tc>
+        <w:tc>
+          <w:tcPr>
+            <w:tcW w:type="dxa" w:w="1728"/>
+          </w:tcPr>
+          <w:p>
+            <w:r>
+              <w:rPr>
+                <w:b w:val="0"/>
+                <w:sz w:val="18"/>
+              </w:rPr>
+              <w:t>2026-04-01</w:t>
+            </w:r>
+          </w:p>
+        </w:tc>
+        <w:tc>
+          <w:tcPr>
+            <w:tcW w:type="dxa" w:w="1728"/>
+          </w:tcPr>
+          <w:p>
+            <w:r>
+              <w:rPr>
+                <w:b w:val="0"/>
+                <w:sz w:val="18"/>
+              </w:rPr>
+              <w:t>新增第五章、第六章</w:t>
+            </w:r>
+          </w:p>
+        </w:tc>
+        <w:tc>
+          <w:tcPr>
+            <w:tcW w:type="dxa" w:w="1728"/>
+          </w:tcPr>
+          <w:p>
+            <w:r>
+              <w:rPr>
+                <w:b w:val="0"/>
+                <w:sz w:val="18"/>
+              </w:rPr>
+              <w:t>客服部</w:t>
+            </w:r>
+          </w:p>
+        </w:tc>
+        <w:tc>
+          <w:tcPr>
+            <w:tcW w:type="dxa" w:w="1728"/>
+          </w:tcPr>
+          <w:p>
+            <w:r>
+              <w:rPr>
+                <w:b w:val="0"/>
+                <w:sz w:val="18"/>
+              </w:rPr>
+              <w:t>张××</w:t>
+            </w:r>
+          </w:p>
+        </w:tc>
+      </w:tr>
+      <w:tr>
+        <w:tc>
+          <w:tcPr>
+            <w:tcW w:type="dxa" w:w="1728"/>
+          </w:tcPr>
+          <w:p>
+            <w:r>
+              <w:rPr>
+                <w:b w:val="0"/>
+                <w:sz w:val="18"/>
+              </w:rPr>
+              <w:t>v3.1</w:t>
+            </w:r>
+          </w:p>
+        </w:tc>
+        <w:tc>
+          <w:tcPr>
+            <w:tcW w:type="dxa" w:w="1728"/>
+          </w:tcPr>
+          <w:p>
+            <w:r>
+              <w:rPr>
+                <w:b w:val="0"/>
+                <w:sz w:val="18"/>
+              </w:rPr>
+              <w:t>2026-09-27</w:t>
+            </w:r>
+          </w:p>
+        </w:tc>
+        <w:tc>
+          <w:tcPr>
+            <w:tcW w:type="dxa" w:w="1728"/>
+          </w:tcPr>
+          <w:p>
+            <w:r>
+              <w:rPr>
+                <w:b w:val="0"/>
+                <w:sz w:val="18"/>
+              </w:rPr>
+              <w:t>按公司统一文档模板重构章节编号与文档控制项；修订 4.3 节</w:t>
+            </w:r>
+          </w:p>
+        </w:tc>
+        <w:tc>
+          <w:tcPr>
+            <w:tcW w:type="dxa" w:w="1728"/>
+          </w:tcPr>
+          <w:p>
+            <w:r>
+              <w:rPr>
+                <w:b w:val="0"/>
+                <w:sz w:val="18"/>
+              </w:rPr>
+              <w:t>客服部</w:t>
+            </w:r>
+          </w:p>
+        </w:tc>
+        <w:tc>
+          <w:tcPr>
+            <w:tcW w:type="dxa" w:w="1728"/>
+          </w:tcPr>
+          <w:p>
+            <w:r>
+              <w:rPr>
+                <w:b w:val="0"/>
+                <w:sz w:val="18"/>
+              </w:rPr>
+              <w:t>张××</w:t>
+            </w:r>
+          </w:p>
+        </w:tc>
+      </w:tr>
+    </w:tbl>
     <w:p>
       <w:pPr>
         <w:pStyle w:val="Heading2"/>
       </w:pPr>
       <w:r>
-        <w:rPr>
-          <w:b/>
-          <w:sz w:val="32"/>
-        </w:rPr>
-        <w:t>二、各国市场退换货窗口</w:t>
+        <w:t>第一章 售后总则</w:t>
       </w:r>
     </w:p>
-    <w:p/>
     <w:p>
+      <w:pPr>
+        <w:pStyle w:val="Heading3"/>
+      </w:pPr>
       <w:r>
-        <w:t>市场  |  法定退货期  |  我们承诺  |  适用法规</w:t>
+        <w:t>1.1 目的</w:t>
       </w:r>
     </w:p>
     <w:p>
       <w:r>
-        <w:t>美国  |  因州而异（多数无强制）  |  **30 天无理由退货**  |  FTC Mail Order Rule</w:t>
+        <w:t>统一各海外市场的售后判责口径与退换货执行标准，使客服、仓储、财务三个环节对同一笔纠纷有同一套判定依据，避免因口径不一致造成客户体验落差与合规风险。</w:t>
+      </w:r>
+    </w:p>
+    <w:p>
+      <w:pPr>
+        <w:pStyle w:val="Heading3"/>
+      </w:pPr>
+      <w:r>
+        <w:t>1.2 适用范围</w:t>
       </w:r>
     </w:p>
     <w:p>
       <w:r>
-        <w:t>欧盟  |  14 天冷静期  |  **30 天无理由退货**  |  EU Consumer Rights Directive 2011/83/EU</w:t>
+        <w:t>适用于公司直营站点（北美、欧盟、英国、日本、加拿大、中国跨境站）产生的全部零售订单。B 端批量订单另行约定；供应商侧的质量责任认定另见《全球优选 · 供应商管理制度》。</w:t>
+      </w:r>
+    </w:p>
+    <w:p>
+      <w:pPr>
+        <w:pStyle w:val="Heading3"/>
+      </w:pPr>
+      <w:r>
+        <w:t>1.3 退换货承诺</w:t>
       </w:r>
     </w:p>
     <w:p>
       <w:r>
-        <w:t>英国  |  14 天冷静期  |  **30 天无理由退货**  |  Consumer Contracts Regulations 2013</w:t>
+        <w:t>我们对产品质量负责到底。以下条款依据各市场消费者保护法规制定，取最有利于消费者的标准执行。若某市场的法定标准高于本政策承诺，以法定标准为准。</w:t>
       </w:r>
     </w:p>
-    <w:p>
-      <w:r>
-        <w:t>日本  |  无强制冷静期  |  **14 天无理由退货**  |  特定商取引法</w:t>
-      </w:r>
-    </w:p>
-    <w:p>
-      <w:r>
-        <w:t>加拿大  |  因省而异  |  **30 天无理由退货**  |  各省 Consumer Protection Act</w:t>
-      </w:r>
-    </w:p>
-    <w:p/>
-    <w:p>
-      <w:pPr>
-        <w:ind w:left="567"/>
-      </w:pPr>
-      <w:r>
-        <w:rPr>
-          <w:i/>
-          <w:color w:val="646464"/>
-        </w:rPr>
-        <w:t>**注意**: 德国站特殊——消费者有权要求**免费退货**，不可收取退货运费。</w:t>
-      </w:r>
-    </w:p>
-    <w:p/>
-    <w:p>
-      <w:r>
-        <w:t>────────────────────────────────────────────────────────────</w:t>
-      </w:r>
-    </w:p>
-    <w:p/>
     <w:p>
       <w:pPr>
         <w:pStyle w:val="Heading2"/>
       </w:pPr>
       <w:r>
-        <w:rPr>
-          <w:b/>
-          <w:sz w:val="32"/>
-        </w:rPr>
-        <w:t>三、分品类退换货细则</w:t>
+        <w:t>第二章 各国市场退换货窗口</w:t>
       </w:r>
     </w:p>
-    <w:p/>
+    <w:tbl>
+      <w:tblPr>
+        <w:tblStyle w:val="TableGrid"/>
+        <w:tblW w:type="auto" w:w="0"/>
+        <w:tblLook w:firstColumn="1" w:firstRow="1" w:lastColumn="0" w:lastRow="0" w:noHBand="0" w:noVBand="1" w:val="04A0"/>
+      </w:tblPr>
+      <w:tblGrid>
+        <w:gridCol w:w="2160"/>
+        <w:gridCol w:w="2160"/>
+        <w:gridCol w:w="2160"/>
+        <w:gridCol w:w="2160"/>
+      </w:tblGrid>
+      <w:tr>
+        <w:tc>
+          <w:tcPr>
+            <w:tcW w:type="dxa" w:w="2160"/>
+          </w:tcPr>
+          <w:p>
+            <w:r>
+              <w:rPr>
+                <w:b/>
+                <w:sz w:val="18"/>
+              </w:rPr>
+              <w:t>市场</w:t>
+            </w:r>
+          </w:p>
+        </w:tc>
+        <w:tc>
+          <w:tcPr>
+            <w:tcW w:type="dxa" w:w="2160"/>
+          </w:tcPr>
+          <w:p>
+            <w:r>
+              <w:rPr>
+                <w:b/>
+                <w:sz w:val="18"/>
+              </w:rPr>
+              <w:t>法定退货期</w:t>
+            </w:r>
+          </w:p>
+        </w:tc>
+        <w:tc>
+          <w:tcPr>
+            <w:tcW w:type="dxa" w:w="2160"/>
+          </w:tcPr>
+          <w:p>
+            <w:r>
+              <w:rPr>
+                <w:b/>
+                <w:sz w:val="18"/>
+              </w:rPr>
+              <w:t>我们承诺</w:t>
+            </w:r>
+          </w:p>
+        </w:tc>
+        <w:tc>
+          <w:tcPr>
+            <w:tcW w:type="dxa" w:w="2160"/>
+          </w:tcPr>
+          <w:p>
+            <w:r>
+              <w:rPr>
+                <w:b/>
+                <w:sz w:val="18"/>
+              </w:rPr>
+              <w:t>适用法规</w:t>
+            </w:r>
+          </w:p>
+        </w:tc>
+      </w:tr>
+      <w:tr>
+        <w:tc>
+          <w:tcPr>
+            <w:tcW w:type="dxa" w:w="2160"/>
+          </w:tcPr>
+          <w:p>
+            <w:r>
+              <w:rPr>
+                <w:b w:val="0"/>
+                <w:sz w:val="18"/>
+              </w:rPr>
+              <w:t>美国</w:t>
+            </w:r>
+          </w:p>
+        </w:tc>
+        <w:tc>
+          <w:tcPr>
+            <w:tcW w:type="dxa" w:w="2160"/>
+          </w:tcPr>
+          <w:p>
+            <w:r>
+              <w:rPr>
+                <w:b w:val="0"/>
+                <w:sz w:val="18"/>
+              </w:rPr>
+              <w:t>因州而异（多数无强制）</w:t>
+            </w:r>
+          </w:p>
+        </w:tc>
+        <w:tc>
+          <w:tcPr>
+            <w:tcW w:type="dxa" w:w="2160"/>
+          </w:tcPr>
+          <w:p>
+            <w:r>
+              <w:rPr>
+                <w:b w:val="0"/>
+                <w:sz w:val="18"/>
+              </w:rPr>
+              <w:t>30 天无理由退货</w:t>
+            </w:r>
+          </w:p>
+        </w:tc>
+        <w:tc>
+          <w:tcPr>
+            <w:tcW w:type="dxa" w:w="2160"/>
+          </w:tcPr>
+          <w:p>
+            <w:r>
+              <w:rPr>
+                <w:b w:val="0"/>
+                <w:sz w:val="18"/>
+              </w:rPr>
+              <w:t>FTC Mail Order Rule</w:t>
+            </w:r>
+          </w:p>
+        </w:tc>
+      </w:tr>
+      <w:tr>
+        <w:tc>
+          <w:tcPr>
+            <w:tcW w:type="dxa" w:w="2160"/>
+          </w:tcPr>
+          <w:p>
+            <w:r>
+              <w:rPr>
+                <w:b w:val="0"/>
+                <w:sz w:val="18"/>
+              </w:rPr>
+              <w:t>欧盟</w:t>
+            </w:r>
+          </w:p>
+        </w:tc>
+        <w:tc>
+          <w:tcPr>
+            <w:tcW w:type="dxa" w:w="2160"/>
+          </w:tcPr>
+          <w:p>
+            <w:r>
+              <w:rPr>
+                <w:b w:val="0"/>
+                <w:sz w:val="18"/>
+              </w:rPr>
+              <w:t>14 天冷静期</w:t>
+            </w:r>
+          </w:p>
+        </w:tc>
+        <w:tc>
+          <w:tcPr>
+            <w:tcW w:type="dxa" w:w="2160"/>
+          </w:tcPr>
+          <w:p>
+            <w:r>
+              <w:rPr>
+                <w:b w:val="0"/>
+                <w:sz w:val="18"/>
+              </w:rPr>
+              <w:t>30 天无理由退货</w:t>
+            </w:r>
+          </w:p>
+        </w:tc>
+        <w:tc>
+          <w:tcPr>
+            <w:tcW w:type="dxa" w:w="2160"/>
+          </w:tcPr>
+          <w:p>
+            <w:r>
+              <w:rPr>
+                <w:b w:val="0"/>
+                <w:sz w:val="18"/>
+              </w:rPr>
+              <w:t>EU Consumer Rights Directive 2011/83/EU</w:t>
+            </w:r>
+          </w:p>
+        </w:tc>
+      </w:tr>
+      <w:tr>
+        <w:tc>
+          <w:tcPr>
+            <w:tcW w:type="dxa" w:w="2160"/>
+          </w:tcPr>
+          <w:p>
+            <w:r>
+              <w:rPr>
+                <w:b w:val="0"/>
+                <w:sz w:val="18"/>
+              </w:rPr>
+              <w:t>英国</w:t>
+            </w:r>
+          </w:p>
+        </w:tc>
+        <w:tc>
+          <w:tcPr>
+            <w:tcW w:type="dxa" w:w="2160"/>
+          </w:tcPr>
+          <w:p>
+            <w:r>
+              <w:rPr>
+                <w:b w:val="0"/>
+                <w:sz w:val="18"/>
+              </w:rPr>
+              <w:t>14 天冷静期</w:t>
+            </w:r>
+          </w:p>
+        </w:tc>
+        <w:tc>
+          <w:tcPr>
+            <w:tcW w:type="dxa" w:w="2160"/>
+          </w:tcPr>
+          <w:p>
+            <w:r>
+              <w:rPr>
+                <w:b w:val="0"/>
+                <w:sz w:val="18"/>
+              </w:rPr>
+              <w:t>30 天无理由退货</w:t>
+            </w:r>
+          </w:p>
+        </w:tc>
+        <w:tc>
+          <w:tcPr>
+            <w:tcW w:type="dxa" w:w="2160"/>
+          </w:tcPr>
+          <w:p>
+            <w:r>
+              <w:rPr>
+                <w:b w:val="0"/>
+                <w:sz w:val="18"/>
+              </w:rPr>
+              <w:t>Consumer Contracts Regulations 2013</w:t>
+            </w:r>
+          </w:p>
+        </w:tc>
+      </w:tr>
+      <w:tr>
+        <w:tc>
+          <w:tcPr>
+            <w:tcW w:type="dxa" w:w="2160"/>
+          </w:tcPr>
+          <w:p>
+            <w:r>
+              <w:rPr>
+                <w:b w:val="0"/>
+                <w:sz w:val="18"/>
+              </w:rPr>
+              <w:t>日本</w:t>
+            </w:r>
+          </w:p>
+        </w:tc>
+        <w:tc>
+          <w:tcPr>
+            <w:tcW w:type="dxa" w:w="2160"/>
+          </w:tcPr>
+          <w:p>
+            <w:r>
+              <w:rPr>
+                <w:b w:val="0"/>
+                <w:sz w:val="18"/>
+              </w:rPr>
+              <w:t>无强制冷静期</w:t>
+            </w:r>
+          </w:p>
+        </w:tc>
+        <w:tc>
+          <w:tcPr>
+            <w:tcW w:type="dxa" w:w="2160"/>
+          </w:tcPr>
+          <w:p>
+            <w:r>
+              <w:rPr>
+                <w:b w:val="0"/>
+                <w:sz w:val="18"/>
+              </w:rPr>
+              <w:t>14 天无理由退货</w:t>
+            </w:r>
+          </w:p>
+        </w:tc>
+        <w:tc>
+          <w:tcPr>
+            <w:tcW w:type="dxa" w:w="2160"/>
+          </w:tcPr>
+          <w:p>
+            <w:r>
+              <w:rPr>
+                <w:b w:val="0"/>
+                <w:sz w:val="18"/>
+              </w:rPr>
+              <w:t>特定商取引法</w:t>
+            </w:r>
+          </w:p>
+        </w:tc>
+      </w:tr>
+      <w:tr>
+        <w:tc>
+          <w:tcPr>
+            <w:tcW w:type="dxa" w:w="2160"/>
+          </w:tcPr>
+          <w:p>
+            <w:r>
+              <w:rPr>
+                <w:b w:val="0"/>
+                <w:sz w:val="18"/>
+              </w:rPr>
+              <w:t>加拿大</w:t>
+            </w:r>
+          </w:p>
+        </w:tc>
+        <w:tc>
+          <w:tcPr>
+            <w:tcW w:type="dxa" w:w="2160"/>
+          </w:tcPr>
+          <w:p>
+            <w:r>
+              <w:rPr>
+                <w:b w:val="0"/>
+                <w:sz w:val="18"/>
+              </w:rPr>
+              <w:t>因省而异</w:t>
+            </w:r>
+          </w:p>
+        </w:tc>
+        <w:tc>
+          <w:tcPr>
+            <w:tcW w:type="dxa" w:w="2160"/>
+          </w:tcPr>
+          <w:p>
+            <w:r>
+              <w:rPr>
+                <w:b w:val="0"/>
+                <w:sz w:val="18"/>
+              </w:rPr>
+              <w:t>30 天无理由退货</w:t>
+            </w:r>
+          </w:p>
+        </w:tc>
+        <w:tc>
+          <w:tcPr>
+            <w:tcW w:type="dxa" w:w="2160"/>
+          </w:tcPr>
+          <w:p>
+            <w:r>
+              <w:rPr>
+                <w:b w:val="0"/>
+                <w:sz w:val="18"/>
+              </w:rPr>
+              <w:t>各省 Consumer Protection Act</w:t>
+            </w:r>
+          </w:p>
+        </w:tc>
+      </w:tr>
+    </w:tbl>
+    <w:p>
+      <w:r>
+        <w:t>注：德国站特殊，详见第六章 6.3 节。</w:t>
+      </w:r>
+    </w:p>
+    <w:p>
+      <w:pPr>
+        <w:pStyle w:val="Heading2"/>
+      </w:pPr>
+      <w:r>
+        <w:t>第三章 分品类退换货细则</w:t>
+      </w:r>
+    </w:p>
     <w:p>
       <w:pPr>
         <w:pStyle w:val="Heading3"/>
       </w:pPr>
       <w:r>
-        <w:rPr>
-          <w:b/>
-          <w:sz w:val="26"/>
-        </w:rPr>
         <w:t>3.1 皮具类</w:t>
       </w:r>
     </w:p>
-    <w:p/>
+    <w:tbl>
+      <w:tblPr>
+        <w:tblStyle w:val="TableGrid"/>
+        <w:tblW w:type="auto" w:w="0"/>
+        <w:tblLook w:firstColumn="1" w:firstRow="1" w:lastColumn="0" w:lastRow="0" w:noHBand="0" w:noVBand="1" w:val="04A0"/>
+      </w:tblPr>
+      <w:tblGrid>
+        <w:gridCol w:w="2160"/>
+        <w:gridCol w:w="2160"/>
+        <w:gridCol w:w="2160"/>
+        <w:gridCol w:w="2160"/>
+      </w:tblGrid>
+      <w:tr>
+        <w:tc>
+          <w:tcPr>
+            <w:tcW w:type="dxa" w:w="2160"/>
+          </w:tcPr>
+          <w:p>
+            <w:r>
+              <w:rPr>
+                <w:b/>
+                <w:sz w:val="18"/>
+              </w:rPr>
+              <w:t>问题类型</w:t>
+            </w:r>
+          </w:p>
+        </w:tc>
+        <w:tc>
+          <w:tcPr>
+            <w:tcW w:type="dxa" w:w="2160"/>
+          </w:tcPr>
+          <w:p>
+            <w:r>
+              <w:rPr>
+                <w:b/>
+                <w:sz w:val="18"/>
+              </w:rPr>
+              <w:t>判定标准</w:t>
+            </w:r>
+          </w:p>
+        </w:tc>
+        <w:tc>
+          <w:tcPr>
+            <w:tcW w:type="dxa" w:w="2160"/>
+          </w:tcPr>
+          <w:p>
+            <w:r>
+              <w:rPr>
+                <w:b/>
+                <w:sz w:val="18"/>
+              </w:rPr>
+              <w:t>处理方案</w:t>
+            </w:r>
+          </w:p>
+        </w:tc>
+        <w:tc>
+          <w:tcPr>
+            <w:tcW w:type="dxa" w:w="2160"/>
+          </w:tcPr>
+          <w:p>
+            <w:r>
+              <w:rPr>
+                <w:b/>
+                <w:sz w:val="18"/>
+              </w:rPr>
+              <w:t>责任方</w:t>
+            </w:r>
+          </w:p>
+        </w:tc>
+      </w:tr>
+      <w:tr>
+        <w:tc>
+          <w:tcPr>
+            <w:tcW w:type="dxa" w:w="2160"/>
+          </w:tcPr>
+          <w:p>
+            <w:r>
+              <w:rPr>
+                <w:b w:val="0"/>
+                <w:sz w:val="18"/>
+              </w:rPr>
+              <w:t>皮面开裂</w:t>
+            </w:r>
+          </w:p>
+        </w:tc>
+        <w:tc>
+          <w:tcPr>
+            <w:tcW w:type="dxa" w:w="2160"/>
+          </w:tcPr>
+          <w:p>
+            <w:r>
+              <w:rPr>
+                <w:b w:val="0"/>
+                <w:sz w:val="18"/>
+              </w:rPr>
+              <w:t>使用 30 天内非人为划伤</w:t>
+            </w:r>
+          </w:p>
+        </w:tc>
+        <w:tc>
+          <w:tcPr>
+            <w:tcW w:type="dxa" w:w="2160"/>
+          </w:tcPr>
+          <w:p>
+            <w:r>
+              <w:rPr>
+                <w:b w:val="0"/>
+                <w:sz w:val="18"/>
+              </w:rPr>
+              <w:t>全额退款加补发</w:t>
+            </w:r>
+          </w:p>
+        </w:tc>
+        <w:tc>
+          <w:tcPr>
+            <w:tcW w:type="dxa" w:w="2160"/>
+          </w:tcPr>
+          <w:p>
+            <w:r>
+              <w:rPr>
+                <w:b w:val="0"/>
+                <w:sz w:val="18"/>
+              </w:rPr>
+              <w:t>工厂</w:t>
+            </w:r>
+          </w:p>
+        </w:tc>
+      </w:tr>
+      <w:tr>
+        <w:tc>
+          <w:tcPr>
+            <w:tcW w:type="dxa" w:w="2160"/>
+          </w:tcPr>
+          <w:p>
+            <w:r>
+              <w:rPr>
+                <w:b w:val="0"/>
+                <w:sz w:val="18"/>
+              </w:rPr>
+              <w:t>五金掉色</w:t>
+            </w:r>
+          </w:p>
+        </w:tc>
+        <w:tc>
+          <w:tcPr>
+            <w:tcW w:type="dxa" w:w="2160"/>
+          </w:tcPr>
+          <w:p>
+            <w:r>
+              <w:rPr>
+                <w:b w:val="0"/>
+                <w:sz w:val="18"/>
+              </w:rPr>
+              <w:t>使用 60 天内正常使用褪色</w:t>
+            </w:r>
+          </w:p>
+        </w:tc>
+        <w:tc>
+          <w:tcPr>
+            <w:tcW w:type="dxa" w:w="2160"/>
+          </w:tcPr>
+          <w:p>
+            <w:r>
+              <w:rPr>
+                <w:b w:val="0"/>
+                <w:sz w:val="18"/>
+              </w:rPr>
+              <w:t>免费维修或换新</w:t>
+            </w:r>
+          </w:p>
+        </w:tc>
+        <w:tc>
+          <w:tcPr>
+            <w:tcW w:type="dxa" w:w="2160"/>
+          </w:tcPr>
+          <w:p>
+            <w:r>
+              <w:rPr>
+                <w:b w:val="0"/>
+                <w:sz w:val="18"/>
+              </w:rPr>
+              <w:t>工厂</w:t>
+            </w:r>
+          </w:p>
+        </w:tc>
+      </w:tr>
+      <w:tr>
+        <w:tc>
+          <w:tcPr>
+            <w:tcW w:type="dxa" w:w="2160"/>
+          </w:tcPr>
+          <w:p>
+            <w:r>
+              <w:rPr>
+                <w:b w:val="0"/>
+                <w:sz w:val="18"/>
+              </w:rPr>
+              <w:t>缝线脱落</w:t>
+            </w:r>
+          </w:p>
+        </w:tc>
+        <w:tc>
+          <w:tcPr>
+            <w:tcW w:type="dxa" w:w="2160"/>
+          </w:tcPr>
+          <w:p>
+            <w:r>
+              <w:rPr>
+                <w:b w:val="0"/>
+                <w:sz w:val="18"/>
+              </w:rPr>
+              <w:t>使用 90 天内非勾扯断裂</w:t>
+            </w:r>
+          </w:p>
+        </w:tc>
+        <w:tc>
+          <w:tcPr>
+            <w:tcW w:type="dxa" w:w="2160"/>
+          </w:tcPr>
+          <w:p>
+            <w:r>
+              <w:rPr>
+                <w:b w:val="0"/>
+                <w:sz w:val="18"/>
+              </w:rPr>
+              <w:t>免费维修</w:t>
+            </w:r>
+          </w:p>
+        </w:tc>
+        <w:tc>
+          <w:tcPr>
+            <w:tcW w:type="dxa" w:w="2160"/>
+          </w:tcPr>
+          <w:p>
+            <w:r>
+              <w:rPr>
+                <w:b w:val="0"/>
+                <w:sz w:val="18"/>
+              </w:rPr>
+              <w:t>工厂</w:t>
+            </w:r>
+          </w:p>
+        </w:tc>
+      </w:tr>
+      <w:tr>
+        <w:tc>
+          <w:tcPr>
+            <w:tcW w:type="dxa" w:w="2160"/>
+          </w:tcPr>
+          <w:p>
+            <w:r>
+              <w:rPr>
+                <w:b w:val="0"/>
+                <w:sz w:val="18"/>
+              </w:rPr>
+              <w:t>色差</w:t>
+            </w:r>
+          </w:p>
+        </w:tc>
+        <w:tc>
+          <w:tcPr>
+            <w:tcW w:type="dxa" w:w="2160"/>
+          </w:tcPr>
+          <w:p>
+            <w:r>
+              <w:rPr>
+                <w:b w:val="0"/>
+                <w:sz w:val="18"/>
+              </w:rPr>
+              <w:t>实物与详情页图片色差大于 ΔE 3.0</w:t>
+            </w:r>
+          </w:p>
+        </w:tc>
+        <w:tc>
+          <w:tcPr>
+            <w:tcW w:type="dxa" w:w="2160"/>
+          </w:tcPr>
+          <w:p>
+            <w:r>
+              <w:rPr>
+                <w:b w:val="0"/>
+                <w:sz w:val="18"/>
+              </w:rPr>
+              <w:t>可无理由退货（含运费）</w:t>
+            </w:r>
+          </w:p>
+        </w:tc>
+        <w:tc>
+          <w:tcPr>
+            <w:tcW w:type="dxa" w:w="2160"/>
+          </w:tcPr>
+          <w:p>
+            <w:r>
+              <w:rPr>
+                <w:b w:val="0"/>
+                <w:sz w:val="18"/>
+              </w:rPr>
+              <w:t>运营</w:t>
+            </w:r>
+          </w:p>
+        </w:tc>
+      </w:tr>
+      <w:tr>
+        <w:tc>
+          <w:tcPr>
+            <w:tcW w:type="dxa" w:w="2160"/>
+          </w:tcPr>
+          <w:p>
+            <w:r>
+              <w:rPr>
+                <w:b w:val="0"/>
+                <w:sz w:val="18"/>
+              </w:rPr>
+              <w:t>尺寸不符</w:t>
+            </w:r>
+          </w:p>
+        </w:tc>
+        <w:tc>
+          <w:tcPr>
+            <w:tcW w:type="dxa" w:w="2160"/>
+          </w:tcPr>
+          <w:p>
+            <w:r>
+              <w:rPr>
+                <w:b w:val="0"/>
+                <w:sz w:val="18"/>
+              </w:rPr>
+              <w:t>实际尺寸与页面标注偏差大于 1cm</w:t>
+            </w:r>
+          </w:p>
+        </w:tc>
+        <w:tc>
+          <w:tcPr>
+            <w:tcW w:type="dxa" w:w="2160"/>
+          </w:tcPr>
+          <w:p>
+            <w:r>
+              <w:rPr>
+                <w:b w:val="0"/>
+                <w:sz w:val="18"/>
+              </w:rPr>
+              <w:t>换货或退款</w:t>
+            </w:r>
+          </w:p>
+        </w:tc>
+        <w:tc>
+          <w:tcPr>
+            <w:tcW w:type="dxa" w:w="2160"/>
+          </w:tcPr>
+          <w:p>
+            <w:r>
+              <w:rPr>
+                <w:b w:val="0"/>
+                <w:sz w:val="18"/>
+              </w:rPr>
+              <w:t>运营</w:t>
+            </w:r>
+          </w:p>
+        </w:tc>
+      </w:tr>
+      <w:tr>
+        <w:tc>
+          <w:tcPr>
+            <w:tcW w:type="dxa" w:w="2160"/>
+          </w:tcPr>
+          <w:p>
+            <w:r>
+              <w:rPr>
+                <w:b w:val="0"/>
+                <w:sz w:val="18"/>
+              </w:rPr>
+              <w:t>皮质气味</w:t>
+            </w:r>
+          </w:p>
+        </w:tc>
+        <w:tc>
+          <w:tcPr>
+            <w:tcW w:type="dxa" w:w="2160"/>
+          </w:tcPr>
+          <w:p>
+            <w:r>
+              <w:rPr>
+                <w:b w:val="0"/>
+                <w:sz w:val="18"/>
+              </w:rPr>
+              <w:t>通风 48 小时后仍有刺鼻气味</w:t>
+            </w:r>
+          </w:p>
+        </w:tc>
+        <w:tc>
+          <w:tcPr>
+            <w:tcW w:type="dxa" w:w="2160"/>
+          </w:tcPr>
+          <w:p>
+            <w:r>
+              <w:rPr>
+                <w:b w:val="0"/>
+                <w:sz w:val="18"/>
+              </w:rPr>
+              <w:t>全额退款</w:t>
+            </w:r>
+          </w:p>
+        </w:tc>
+        <w:tc>
+          <w:tcPr>
+            <w:tcW w:type="dxa" w:w="2160"/>
+          </w:tcPr>
+          <w:p>
+            <w:r>
+              <w:rPr>
+                <w:b w:val="0"/>
+                <w:sz w:val="18"/>
+              </w:rPr>
+              <w:t>工厂</w:t>
+            </w:r>
+          </w:p>
+        </w:tc>
+      </w:tr>
+    </w:tbl>
     <w:p>
       <w:r>
-        <w:t>问题类型  |  判定标准  |  处理方案  |  责任方</w:t>
+        <w:t>不适用无条件退换的情形：</w:t>
       </w:r>
     </w:p>
     <w:p>
       <w:r>
-        <w:t>皮面开裂  |  使用 30 天内非人为划伤  |  全额退款+补发  |  工厂</w:t>
+        <w:t>- 顾客提供错误尺码信息导致的定制款。</w:t>
       </w:r>
     </w:p>
     <w:p>
       <w:r>
-        <w:t>五金掉色  |  使用 60 天内正常使用褪色  |  免费维修或换新  |  工厂</w:t>
+        <w:t>- 明显人为损坏（烟烫、刀割、宠物抓咬、强力撕扯）。</w:t>
       </w:r>
     </w:p>
     <w:p>
       <w:r>
-        <w:t>缝线脱落  |  使用 90 天内非勾扯断裂  |  免费维修  |  工厂</w:t>
+        <w:t>- 使用超过 90 天的一般性磨损。</w:t>
       </w:r>
     </w:p>
-    <w:p>
-      <w:r>
-        <w:t>色差  |  实物与详情页图片色差 &gt;ΔE 3.0  |  可无理由退货（含运费）  |  运营</w:t>
-      </w:r>
-    </w:p>
-    <w:p>
-      <w:r>
-        <w:t>尺寸不符  |  实际尺寸与页面标注偏差 &gt;1cm  |  换货或退款  |  运营</w:t>
-      </w:r>
-    </w:p>
-    <w:p>
-      <w:r>
-        <w:t>皮质气味  |  通风 48 小时后仍有刺鼻气味  |  全额退款  |  工厂</w:t>
-      </w:r>
-    </w:p>
-    <w:p/>
-    <w:p>
-      <w:r>
-        <w:t>不适用无条件退换的情形:</w:t>
-      </w:r>
-    </w:p>
-    <w:p>
-      <w:r>
-        <w:t>- 顾客提供错误尺码信息导致的定制款</w:t>
-      </w:r>
-    </w:p>
-    <w:p>
-      <w:r>
-        <w:t>- 明显人为损坏（烟烫、刀割、宠物抓咬、强力撕扯）</w:t>
-      </w:r>
-    </w:p>
-    <w:p>
-      <w:r>
-        <w:t>- 使用超过 90 天的一般性磨损</w:t>
-      </w:r>
-    </w:p>
-    <w:p/>
     <w:p>
       <w:pPr>
         <w:pStyle w:val="Heading3"/>
       </w:pPr>
       <w:r>
-        <w:rPr>
-          <w:b/>
-          <w:sz w:val="26"/>
-        </w:rPr>
         <w:t>3.2 杯具类</w:t>
       </w:r>
     </w:p>
-    <w:p/>
-    <w:p>
-      <w:r>
-        <w:t>问题类型  |  判定标准  |  处理方案</w:t>
-      </w:r>
-    </w:p>
-    <w:p>
-      <w:r>
-        <w:t>不保温  |  注入 95°C 水 6 小时后 &lt;55°C（316）/ &lt;50°C（304）  |  换新</w:t>
-      </w:r>
-    </w:p>
-    <w:p>
-      <w:r>
-        <w:t>漏水  |  拧紧后倒置有任何渗漏  |  换新</w:t>
-      </w:r>
-    </w:p>
-    <w:p>
-      <w:r>
-        <w:t>异味  |  清水清洗 3 次后仍有异味  |  全额退款</w:t>
-      </w:r>
-    </w:p>
-    <w:p>
-      <w:r>
-        <w:t>杯盖损坏  |  任何非人为摔碎  |  补发杯盖</w:t>
-      </w:r>
-    </w:p>
-    <w:p>
-      <w:r>
-        <w:t>容量偏差  |  实际容量与标注偏差 &gt;10%  |  退款 50% 或换货</w:t>
-      </w:r>
-    </w:p>
-    <w:p>
-      <w:r>
-        <w:t>掉漆划痕  |  收货开箱即有  |  换新或退 30%</w:t>
-      </w:r>
-    </w:p>
-    <w:p/>
+    <w:tbl>
+      <w:tblPr>
+        <w:tblStyle w:val="TableGrid"/>
+        <w:tblW w:type="auto" w:w="0"/>
+        <w:tblLook w:firstColumn="1" w:firstRow="1" w:lastColumn="0" w:lastRow="0" w:noHBand="0" w:noVBand="1" w:val="04A0"/>
+      </w:tblPr>
+      <w:tblGrid>
+        <w:gridCol w:w="2880"/>
+        <w:gridCol w:w="2880"/>
+        <w:gridCol w:w="2880"/>
+      </w:tblGrid>
+      <w:tr>
+        <w:tc>
+          <w:tcPr>
+            <w:tcW w:type="dxa" w:w="2880"/>
+          </w:tcPr>
+          <w:p>
+            <w:r>
+              <w:rPr>
+                <w:b/>
+                <w:sz w:val="18"/>
+              </w:rPr>
+              <w:t>问题类型</w:t>
+            </w:r>
+          </w:p>
+        </w:tc>
+        <w:tc>
+          <w:tcPr>
+            <w:tcW w:type="dxa" w:w="2880"/>
+          </w:tcPr>
+          <w:p>
+            <w:r>
+              <w:rPr>
+                <w:b/>
+                <w:sz w:val="18"/>
+              </w:rPr>
+              <w:t>判定标准</w:t>
+            </w:r>
+          </w:p>
+        </w:tc>
+        <w:tc>
+          <w:tcPr>
+            <w:tcW w:type="dxa" w:w="2880"/>
+          </w:tcPr>
+          <w:p>
+            <w:r>
+              <w:rPr>
+                <w:b/>
+                <w:sz w:val="18"/>
+              </w:rPr>
+              <w:t>处理方案</w:t>
+            </w:r>
+          </w:p>
+        </w:tc>
+      </w:tr>
+      <w:tr>
+        <w:tc>
+          <w:tcPr>
+            <w:tcW w:type="dxa" w:w="2880"/>
+          </w:tcPr>
+          <w:p>
+            <w:r>
+              <w:rPr>
+                <w:b w:val="0"/>
+                <w:sz w:val="18"/>
+              </w:rPr>
+              <w:t>不保温</w:t>
+            </w:r>
+          </w:p>
+        </w:tc>
+        <w:tc>
+          <w:tcPr>
+            <w:tcW w:type="dxa" w:w="2880"/>
+          </w:tcPr>
+          <w:p>
+            <w:r>
+              <w:rPr>
+                <w:b w:val="0"/>
+                <w:sz w:val="18"/>
+              </w:rPr>
+              <w:t>注入 95°C 水 6 小时后低于 55°C（316）或低于 50°C（304）</w:t>
+            </w:r>
+          </w:p>
+        </w:tc>
+        <w:tc>
+          <w:tcPr>
+            <w:tcW w:type="dxa" w:w="2880"/>
+          </w:tcPr>
+          <w:p>
+            <w:r>
+              <w:rPr>
+                <w:b w:val="0"/>
+                <w:sz w:val="18"/>
+              </w:rPr>
+              <w:t>换新</w:t>
+            </w:r>
+          </w:p>
+        </w:tc>
+      </w:tr>
+      <w:tr>
+        <w:tc>
+          <w:tcPr>
+            <w:tcW w:type="dxa" w:w="2880"/>
+          </w:tcPr>
+          <w:p>
+            <w:r>
+              <w:rPr>
+                <w:b w:val="0"/>
+                <w:sz w:val="18"/>
+              </w:rPr>
+              <w:t>漏水</w:t>
+            </w:r>
+          </w:p>
+        </w:tc>
+        <w:tc>
+          <w:tcPr>
+            <w:tcW w:type="dxa" w:w="2880"/>
+          </w:tcPr>
+          <w:p>
+            <w:r>
+              <w:rPr>
+                <w:b w:val="0"/>
+                <w:sz w:val="18"/>
+              </w:rPr>
+              <w:t>拧紧后倒置有任何渗漏</w:t>
+            </w:r>
+          </w:p>
+        </w:tc>
+        <w:tc>
+          <w:tcPr>
+            <w:tcW w:type="dxa" w:w="2880"/>
+          </w:tcPr>
+          <w:p>
+            <w:r>
+              <w:rPr>
+                <w:b w:val="0"/>
+                <w:sz w:val="18"/>
+              </w:rPr>
+              <w:t>换新</w:t>
+            </w:r>
+          </w:p>
+        </w:tc>
+      </w:tr>
+      <w:tr>
+        <w:tc>
+          <w:tcPr>
+            <w:tcW w:type="dxa" w:w="2880"/>
+          </w:tcPr>
+          <w:p>
+            <w:r>
+              <w:rPr>
+                <w:b w:val="0"/>
+                <w:sz w:val="18"/>
+              </w:rPr>
+              <w:t>异味</w:t>
+            </w:r>
+          </w:p>
+        </w:tc>
+        <w:tc>
+          <w:tcPr>
+            <w:tcW w:type="dxa" w:w="2880"/>
+          </w:tcPr>
+          <w:p>
+            <w:r>
+              <w:rPr>
+                <w:b w:val="0"/>
+                <w:sz w:val="18"/>
+              </w:rPr>
+              <w:t>清水清洗 3 次后仍有异味</w:t>
+            </w:r>
+          </w:p>
+        </w:tc>
+        <w:tc>
+          <w:tcPr>
+            <w:tcW w:type="dxa" w:w="2880"/>
+          </w:tcPr>
+          <w:p>
+            <w:r>
+              <w:rPr>
+                <w:b w:val="0"/>
+                <w:sz w:val="18"/>
+              </w:rPr>
+              <w:t>全额退款</w:t>
+            </w:r>
+          </w:p>
+        </w:tc>
+      </w:tr>
+      <w:tr>
+        <w:tc>
+          <w:tcPr>
+            <w:tcW w:type="dxa" w:w="2880"/>
+          </w:tcPr>
+          <w:p>
+            <w:r>
+              <w:rPr>
+                <w:b w:val="0"/>
+                <w:sz w:val="18"/>
+              </w:rPr>
+              <w:t>杯盖损坏</w:t>
+            </w:r>
+          </w:p>
+        </w:tc>
+        <w:tc>
+          <w:tcPr>
+            <w:tcW w:type="dxa" w:w="2880"/>
+          </w:tcPr>
+          <w:p>
+            <w:r>
+              <w:rPr>
+                <w:b w:val="0"/>
+                <w:sz w:val="18"/>
+              </w:rPr>
+              <w:t>任何非人为摔碎</w:t>
+            </w:r>
+          </w:p>
+        </w:tc>
+        <w:tc>
+          <w:tcPr>
+            <w:tcW w:type="dxa" w:w="2880"/>
+          </w:tcPr>
+          <w:p>
+            <w:r>
+              <w:rPr>
+                <w:b w:val="0"/>
+                <w:sz w:val="18"/>
+              </w:rPr>
+              <w:t>补发杯盖</w:t>
+            </w:r>
+          </w:p>
+        </w:tc>
+      </w:tr>
+      <w:tr>
+        <w:tc>
+          <w:tcPr>
+            <w:tcW w:type="dxa" w:w="2880"/>
+          </w:tcPr>
+          <w:p>
+            <w:r>
+              <w:rPr>
+                <w:b w:val="0"/>
+                <w:sz w:val="18"/>
+              </w:rPr>
+              <w:t>容量偏差</w:t>
+            </w:r>
+          </w:p>
+        </w:tc>
+        <w:tc>
+          <w:tcPr>
+            <w:tcW w:type="dxa" w:w="2880"/>
+          </w:tcPr>
+          <w:p>
+            <w:r>
+              <w:rPr>
+                <w:b w:val="0"/>
+                <w:sz w:val="18"/>
+              </w:rPr>
+              <w:t>实际容量与标注偏差大于 10%</w:t>
+            </w:r>
+          </w:p>
+        </w:tc>
+        <w:tc>
+          <w:tcPr>
+            <w:tcW w:type="dxa" w:w="2880"/>
+          </w:tcPr>
+          <w:p>
+            <w:r>
+              <w:rPr>
+                <w:b w:val="0"/>
+                <w:sz w:val="18"/>
+              </w:rPr>
+              <w:t>退款 50% 或换货</w:t>
+            </w:r>
+          </w:p>
+        </w:tc>
+      </w:tr>
+      <w:tr>
+        <w:tc>
+          <w:tcPr>
+            <w:tcW w:type="dxa" w:w="2880"/>
+          </w:tcPr>
+          <w:p>
+            <w:r>
+              <w:rPr>
+                <w:b w:val="0"/>
+                <w:sz w:val="18"/>
+              </w:rPr>
+              <w:t>掉漆划痕</w:t>
+            </w:r>
+          </w:p>
+        </w:tc>
+        <w:tc>
+          <w:tcPr>
+            <w:tcW w:type="dxa" w:w="2880"/>
+          </w:tcPr>
+          <w:p>
+            <w:r>
+              <w:rPr>
+                <w:b w:val="0"/>
+                <w:sz w:val="18"/>
+              </w:rPr>
+              <w:t>收货开箱即有</w:t>
+            </w:r>
+          </w:p>
+        </w:tc>
+        <w:tc>
+          <w:tcPr>
+            <w:tcW w:type="dxa" w:w="2880"/>
+          </w:tcPr>
+          <w:p>
+            <w:r>
+              <w:rPr>
+                <w:b w:val="0"/>
+                <w:sz w:val="18"/>
+              </w:rPr>
+              <w:t>换新或退 30%</w:t>
+            </w:r>
+          </w:p>
+        </w:tc>
+      </w:tr>
+    </w:tbl>
     <w:p>
       <w:pPr>
         <w:pStyle w:val="Heading3"/>
       </w:pPr>
       <w:r>
-        <w:rPr>
-          <w:b/>
-          <w:sz w:val="26"/>
-        </w:rPr>
         <w:t>3.3 帽饰类</w:t>
       </w:r>
     </w:p>
-    <w:p/>
-    <w:p>
-      <w:r>
-        <w:t>问题类型  |  判定标准  |  处理方案</w:t>
-      </w:r>
-    </w:p>
-    <w:p>
-      <w:r>
-        <w:t>尺码不符  |  头围超出标注范围  |  换货（免来回运费）</w:t>
-      </w:r>
-    </w:p>
-    <w:p>
-      <w:r>
-        <w:t>脱色  |  首次水洗掉色（色牢度不达标）  |  全额退款</w:t>
-      </w:r>
-    </w:p>
-    <w:p>
-      <w:r>
-        <w:t>线头/开线  |  多于 3 处明显线头或接缝开裂  |  换新或退 30%</w:t>
-      </w:r>
-    </w:p>
-    <w:p>
-      <w:r>
-        <w:t>变形  |  运输导致帽型压塌且无法恢复  |  补发</w:t>
-      </w:r>
-    </w:p>
-    <w:p/>
-    <w:p>
-      <w:r>
-        <w:t>────────────────────────────────────────────────────────────</w:t>
-      </w:r>
-    </w:p>
-    <w:p/>
+    <w:tbl>
+      <w:tblPr>
+        <w:tblStyle w:val="TableGrid"/>
+        <w:tblW w:type="auto" w:w="0"/>
+        <w:tblLook w:firstColumn="1" w:firstRow="1" w:lastColumn="0" w:lastRow="0" w:noHBand="0" w:noVBand="1" w:val="04A0"/>
+      </w:tblPr>
+      <w:tblGrid>
+        <w:gridCol w:w="2880"/>
+        <w:gridCol w:w="2880"/>
+        <w:gridCol w:w="2880"/>
+      </w:tblGrid>
+      <w:tr>
+        <w:tc>
+          <w:tcPr>
+            <w:tcW w:type="dxa" w:w="2880"/>
+          </w:tcPr>
+          <w:p>
+            <w:r>
+              <w:rPr>
+                <w:b/>
+                <w:sz w:val="18"/>
+              </w:rPr>
+              <w:t>问题类型</w:t>
+            </w:r>
+          </w:p>
+        </w:tc>
+        <w:tc>
+          <w:tcPr>
+            <w:tcW w:type="dxa" w:w="2880"/>
+          </w:tcPr>
+          <w:p>
+            <w:r>
+              <w:rPr>
+                <w:b/>
+                <w:sz w:val="18"/>
+              </w:rPr>
+              <w:t>判定标准</w:t>
+            </w:r>
+          </w:p>
+        </w:tc>
+        <w:tc>
+          <w:tcPr>
+            <w:tcW w:type="dxa" w:w="2880"/>
+          </w:tcPr>
+          <w:p>
+            <w:r>
+              <w:rPr>
+                <w:b/>
+                <w:sz w:val="18"/>
+              </w:rPr>
+              <w:t>处理方案</w:t>
+            </w:r>
+          </w:p>
+        </w:tc>
+      </w:tr>
+      <w:tr>
+        <w:tc>
+          <w:tcPr>
+            <w:tcW w:type="dxa" w:w="2880"/>
+          </w:tcPr>
+          <w:p>
+            <w:r>
+              <w:rPr>
+                <w:b w:val="0"/>
+                <w:sz w:val="18"/>
+              </w:rPr>
+              <w:t>尺码不符</w:t>
+            </w:r>
+          </w:p>
+        </w:tc>
+        <w:tc>
+          <w:tcPr>
+            <w:tcW w:type="dxa" w:w="2880"/>
+          </w:tcPr>
+          <w:p>
+            <w:r>
+              <w:rPr>
+                <w:b w:val="0"/>
+                <w:sz w:val="18"/>
+              </w:rPr>
+              <w:t>头围超出标注范围</w:t>
+            </w:r>
+          </w:p>
+        </w:tc>
+        <w:tc>
+          <w:tcPr>
+            <w:tcW w:type="dxa" w:w="2880"/>
+          </w:tcPr>
+          <w:p>
+            <w:r>
+              <w:rPr>
+                <w:b w:val="0"/>
+                <w:sz w:val="18"/>
+              </w:rPr>
+              <w:t>换货（免来回运费）</w:t>
+            </w:r>
+          </w:p>
+        </w:tc>
+      </w:tr>
+      <w:tr>
+        <w:tc>
+          <w:tcPr>
+            <w:tcW w:type="dxa" w:w="2880"/>
+          </w:tcPr>
+          <w:p>
+            <w:r>
+              <w:rPr>
+                <w:b w:val="0"/>
+                <w:sz w:val="18"/>
+              </w:rPr>
+              <w:t>脱色</w:t>
+            </w:r>
+          </w:p>
+        </w:tc>
+        <w:tc>
+          <w:tcPr>
+            <w:tcW w:type="dxa" w:w="2880"/>
+          </w:tcPr>
+          <w:p>
+            <w:r>
+              <w:rPr>
+                <w:b w:val="0"/>
+                <w:sz w:val="18"/>
+              </w:rPr>
+              <w:t>首次水洗掉色（色牢度不达标）</w:t>
+            </w:r>
+          </w:p>
+        </w:tc>
+        <w:tc>
+          <w:tcPr>
+            <w:tcW w:type="dxa" w:w="2880"/>
+          </w:tcPr>
+          <w:p>
+            <w:r>
+              <w:rPr>
+                <w:b w:val="0"/>
+                <w:sz w:val="18"/>
+              </w:rPr>
+              <w:t>全额退款</w:t>
+            </w:r>
+          </w:p>
+        </w:tc>
+      </w:tr>
+      <w:tr>
+        <w:tc>
+          <w:tcPr>
+            <w:tcW w:type="dxa" w:w="2880"/>
+          </w:tcPr>
+          <w:p>
+            <w:r>
+              <w:rPr>
+                <w:b w:val="0"/>
+                <w:sz w:val="18"/>
+              </w:rPr>
+              <w:t>线头开线</w:t>
+            </w:r>
+          </w:p>
+        </w:tc>
+        <w:tc>
+          <w:tcPr>
+            <w:tcW w:type="dxa" w:w="2880"/>
+          </w:tcPr>
+          <w:p>
+            <w:r>
+              <w:rPr>
+                <w:b w:val="0"/>
+                <w:sz w:val="18"/>
+              </w:rPr>
+              <w:t>多于 3 处明显线头或接缝开裂</w:t>
+            </w:r>
+          </w:p>
+        </w:tc>
+        <w:tc>
+          <w:tcPr>
+            <w:tcW w:type="dxa" w:w="2880"/>
+          </w:tcPr>
+          <w:p>
+            <w:r>
+              <w:rPr>
+                <w:b w:val="0"/>
+                <w:sz w:val="18"/>
+              </w:rPr>
+              <w:t>换新或退 30%</w:t>
+            </w:r>
+          </w:p>
+        </w:tc>
+      </w:tr>
+      <w:tr>
+        <w:tc>
+          <w:tcPr>
+            <w:tcW w:type="dxa" w:w="2880"/>
+          </w:tcPr>
+          <w:p>
+            <w:r>
+              <w:rPr>
+                <w:b w:val="0"/>
+                <w:sz w:val="18"/>
+              </w:rPr>
+              <w:t>变形</w:t>
+            </w:r>
+          </w:p>
+        </w:tc>
+        <w:tc>
+          <w:tcPr>
+            <w:tcW w:type="dxa" w:w="2880"/>
+          </w:tcPr>
+          <w:p>
+            <w:r>
+              <w:rPr>
+                <w:b w:val="0"/>
+                <w:sz w:val="18"/>
+              </w:rPr>
+              <w:t>运输导致帽型压塌且无法恢复</w:t>
+            </w:r>
+          </w:p>
+        </w:tc>
+        <w:tc>
+          <w:tcPr>
+            <w:tcW w:type="dxa" w:w="2880"/>
+          </w:tcPr>
+          <w:p>
+            <w:r>
+              <w:rPr>
+                <w:b w:val="0"/>
+                <w:sz w:val="18"/>
+              </w:rPr>
+              <w:t>补发</w:t>
+            </w:r>
+          </w:p>
+        </w:tc>
+      </w:tr>
+    </w:tbl>
     <w:p>
       <w:pPr>
         <w:pStyle w:val="Heading2"/>
       </w:pPr>
       <w:r>
-        <w:rPr>
-          <w:b/>
-          <w:sz w:val="32"/>
-        </w:rPr>
-        <w:t>四、退货操作流程</w:t>
+        <w:t>第四章 退货操作流程</w:t>
       </w:r>
     </w:p>
-    <w:p/>
     <w:p>
       <w:pPr>
         <w:pStyle w:val="Heading3"/>
       </w:pPr>
       <w:r>
-        <w:rPr>
-          <w:b/>
-          <w:sz w:val="26"/>
-        </w:rPr>
         <w:t>4.1 退货申请要求</w:t>
-      </w:r>
-    </w:p>
-    <w:p/>
-    <w:p>
-      <w:r>
-        <w:t>1. 顾客通过官方渠道（网站/App/邮件）提交退货申请，附清晰照片或视频</w:t>
       </w:r>
     </w:p>
     <w:p>
       <w:r>
-        <w:t>2. 客服 24 小时内审核（德国站 12 小时），审核通过后发送退货标签</w:t>
+        <w:t>1. 顾客通过官方渠道（网站、App、邮件）提交退货申请，并附清晰照片或视频。</w:t>
       </w:r>
     </w:p>
     <w:p>
       <w:r>
-        <w:t>3. 退货标签有效期 14 天，顾客可预约上门取件或自行投递</w:t>
+        <w:t>2. 客服 24 小时内完成审核（德国站 12 小时），审核通过后发送退货标签。</w:t>
       </w:r>
     </w:p>
-    <w:p/>
+    <w:p>
+      <w:r>
+        <w:t>3. 退货标签有效期 14 天，顾客可预约上门取件或自行投递。</w:t>
+      </w:r>
+    </w:p>
     <w:p>
       <w:pPr>
         <w:pStyle w:val="Heading3"/>
       </w:pPr>
       <w:r>
-        <w:rPr>
-          <w:b/>
-          <w:sz w:val="26"/>
-        </w:rPr>
         <w:t>4.2 退货地址</w:t>
       </w:r>
     </w:p>
-    <w:p/>
-    <w:p>
-      <w:r>
-        <w:t>市场  |  退货接收地址  |  联系人</w:t>
-      </w:r>
-    </w:p>
-    <w:p>
-      <w:r>
-        <w:t>北美  |  Returns Dept, 1230 E Olympic Blvd, Los Angeles, CA 90021  |  LA Warehouse</w:t>
-      </w:r>
-    </w:p>
-    <w:p>
-      <w:r>
-        <w:t>欧盟  |  Retourenabteilung, Wendenstraße 29, 20097 Hamburg  |  HH Warehouse</w:t>
-      </w:r>
-    </w:p>
-    <w:p>
-      <w:r>
-        <w:t>日本  |  返品係, 大阪市住之江区南港東 4-5-2  |  OSAKA Returns</w:t>
-      </w:r>
-    </w:p>
-    <w:p>
-      <w:r>
-        <w:t>中国（跨境退货）  |  深圳市龙岗区坂田街道坂雪岗大道 5028 号 1 号仓  |  深圳退货组</w:t>
-      </w:r>
-    </w:p>
-    <w:p/>
+    <w:tbl>
+      <w:tblPr>
+        <w:tblStyle w:val="TableGrid"/>
+        <w:tblW w:type="auto" w:w="0"/>
+        <w:tblLook w:firstColumn="1" w:firstRow="1" w:lastColumn="0" w:lastRow="0" w:noHBand="0" w:noVBand="1" w:val="04A0"/>
+      </w:tblPr>
+      <w:tblGrid>
+        <w:gridCol w:w="2880"/>
+        <w:gridCol w:w="2880"/>
+        <w:gridCol w:w="2880"/>
+      </w:tblGrid>
+      <w:tr>
+        <w:tc>
+          <w:tcPr>
+            <w:tcW w:type="dxa" w:w="2880"/>
+          </w:tcPr>
+          <w:p>
+            <w:r>
+              <w:rPr>
+                <w:b/>
+                <w:sz w:val="18"/>
+              </w:rPr>
+              <w:t>市场</w:t>
+            </w:r>
+          </w:p>
+        </w:tc>
+        <w:tc>
+          <w:tcPr>
+            <w:tcW w:type="dxa" w:w="2880"/>
+          </w:tcPr>
+          <w:p>
+            <w:r>
+              <w:rPr>
+                <w:b/>
+                <w:sz w:val="18"/>
+              </w:rPr>
+              <w:t>退货接收地址</w:t>
+            </w:r>
+          </w:p>
+        </w:tc>
+        <w:tc>
+          <w:tcPr>
+            <w:tcW w:type="dxa" w:w="2880"/>
+          </w:tcPr>
+          <w:p>
+            <w:r>
+              <w:rPr>
+                <w:b/>
+                <w:sz w:val="18"/>
+              </w:rPr>
+              <w:t>联系人</w:t>
+            </w:r>
+          </w:p>
+        </w:tc>
+      </w:tr>
+      <w:tr>
+        <w:tc>
+          <w:tcPr>
+            <w:tcW w:type="dxa" w:w="2880"/>
+          </w:tcPr>
+          <w:p>
+            <w:r>
+              <w:rPr>
+                <w:b w:val="0"/>
+                <w:sz w:val="18"/>
+              </w:rPr>
+              <w:t>北美</w:t>
+            </w:r>
+          </w:p>
+        </w:tc>
+        <w:tc>
+          <w:tcPr>
+            <w:tcW w:type="dxa" w:w="2880"/>
+          </w:tcPr>
+          <w:p>
+            <w:r>
+              <w:rPr>
+                <w:b w:val="0"/>
+                <w:sz w:val="18"/>
+              </w:rPr>
+              <w:t>Returns Dept, 1230 E Olympic Blvd, Los Angeles, CA 90021</w:t>
+            </w:r>
+          </w:p>
+        </w:tc>
+        <w:tc>
+          <w:tcPr>
+            <w:tcW w:type="dxa" w:w="2880"/>
+          </w:tcPr>
+          <w:p>
+            <w:r>
+              <w:rPr>
+                <w:b w:val="0"/>
+                <w:sz w:val="18"/>
+              </w:rPr>
+              <w:t>LA Warehouse</w:t>
+            </w:r>
+          </w:p>
+        </w:tc>
+      </w:tr>
+      <w:tr>
+        <w:tc>
+          <w:tcPr>
+            <w:tcW w:type="dxa" w:w="2880"/>
+          </w:tcPr>
+          <w:p>
+            <w:r>
+              <w:rPr>
+                <w:b w:val="0"/>
+                <w:sz w:val="18"/>
+              </w:rPr>
+              <w:t>欧盟</w:t>
+            </w:r>
+          </w:p>
+        </w:tc>
+        <w:tc>
+          <w:tcPr>
+            <w:tcW w:type="dxa" w:w="2880"/>
+          </w:tcPr>
+          <w:p>
+            <w:r>
+              <w:rPr>
+                <w:b w:val="0"/>
+                <w:sz w:val="18"/>
+              </w:rPr>
+              <w:t>Retourenabteilung, Wendenstraße 29, 20097 Hamburg</w:t>
+            </w:r>
+          </w:p>
+        </w:tc>
+        <w:tc>
+          <w:tcPr>
+            <w:tcW w:type="dxa" w:w="2880"/>
+          </w:tcPr>
+          <w:p>
+            <w:r>
+              <w:rPr>
+                <w:b w:val="0"/>
+                <w:sz w:val="18"/>
+              </w:rPr>
+              <w:t>HH Warehouse</w:t>
+            </w:r>
+          </w:p>
+        </w:tc>
+      </w:tr>
+      <w:tr>
+        <w:tc>
+          <w:tcPr>
+            <w:tcW w:type="dxa" w:w="2880"/>
+          </w:tcPr>
+          <w:p>
+            <w:r>
+              <w:rPr>
+                <w:b w:val="0"/>
+                <w:sz w:val="18"/>
+              </w:rPr>
+              <w:t>日本</w:t>
+            </w:r>
+          </w:p>
+        </w:tc>
+        <w:tc>
+          <w:tcPr>
+            <w:tcW w:type="dxa" w:w="2880"/>
+          </w:tcPr>
+          <w:p>
+            <w:r>
+              <w:rPr>
+                <w:b w:val="0"/>
+                <w:sz w:val="18"/>
+              </w:rPr>
+              <w:t>返品係, 大阪市住之江区南港東 4-5-2</w:t>
+            </w:r>
+          </w:p>
+        </w:tc>
+        <w:tc>
+          <w:tcPr>
+            <w:tcW w:type="dxa" w:w="2880"/>
+          </w:tcPr>
+          <w:p>
+            <w:r>
+              <w:rPr>
+                <w:b w:val="0"/>
+                <w:sz w:val="18"/>
+              </w:rPr>
+              <w:t>OSAKA Returns</w:t>
+            </w:r>
+          </w:p>
+        </w:tc>
+      </w:tr>
+      <w:tr>
+        <w:tc>
+          <w:tcPr>
+            <w:tcW w:type="dxa" w:w="2880"/>
+          </w:tcPr>
+          <w:p>
+            <w:r>
+              <w:rPr>
+                <w:b w:val="0"/>
+                <w:sz w:val="18"/>
+              </w:rPr>
+              <w:t>中国（跨境退货）</w:t>
+            </w:r>
+          </w:p>
+        </w:tc>
+        <w:tc>
+          <w:tcPr>
+            <w:tcW w:type="dxa" w:w="2880"/>
+          </w:tcPr>
+          <w:p>
+            <w:r>
+              <w:rPr>
+                <w:b w:val="0"/>
+                <w:sz w:val="18"/>
+              </w:rPr>
+              <w:t>深圳市龙岗区坂田街道坂雪岗大道 5028 号 1 号仓</w:t>
+            </w:r>
+          </w:p>
+        </w:tc>
+        <w:tc>
+          <w:tcPr>
+            <w:tcW w:type="dxa" w:w="2880"/>
+          </w:tcPr>
+          <w:p>
+            <w:r>
+              <w:rPr>
+                <w:b w:val="0"/>
+                <w:sz w:val="18"/>
+              </w:rPr>
+              <w:t>深圳退货组</w:t>
+            </w:r>
+          </w:p>
+        </w:tc>
+      </w:tr>
+    </w:tbl>
     <w:p>
       <w:pPr>
         <w:pStyle w:val="Heading3"/>
       </w:pPr>
       <w:r>
-        <w:rPr>
-          <w:b/>
-          <w:sz w:val="26"/>
-        </w:rPr>
         <w:t>4.3 退款时效</w:t>
       </w:r>
     </w:p>
-    <w:p/>
+    <w:tbl>
+      <w:tblPr>
+        <w:tblStyle w:val="TableGrid"/>
+        <w:tblW w:type="auto" w:w="0"/>
+        <w:tblLook w:firstColumn="1" w:firstRow="1" w:lastColumn="0" w:lastRow="0" w:noHBand="0" w:noVBand="1" w:val="04A0"/>
+      </w:tblPr>
+      <w:tblGrid>
+        <w:gridCol w:w="2880"/>
+        <w:gridCol w:w="2880"/>
+        <w:gridCol w:w="2880"/>
+      </w:tblGrid>
+      <w:tr>
+        <w:tc>
+          <w:tcPr>
+            <w:tcW w:type="dxa" w:w="2880"/>
+          </w:tcPr>
+          <w:p>
+            <w:r>
+              <w:rPr>
+                <w:b/>
+                <w:sz w:val="18"/>
+              </w:rPr>
+              <w:t>支付方式</w:t>
+            </w:r>
+          </w:p>
+        </w:tc>
+        <w:tc>
+          <w:tcPr>
+            <w:tcW w:type="dxa" w:w="2880"/>
+          </w:tcPr>
+          <w:p>
+            <w:r>
+              <w:rPr>
+                <w:b/>
+                <w:sz w:val="18"/>
+              </w:rPr>
+              <w:t>退款到账时效</w:t>
+            </w:r>
+          </w:p>
+        </w:tc>
+        <w:tc>
+          <w:tcPr>
+            <w:tcW w:type="dxa" w:w="2880"/>
+          </w:tcPr>
+          <w:p>
+            <w:r>
+              <w:rPr>
+                <w:b/>
+                <w:sz w:val="18"/>
+              </w:rPr>
+              <w:t>备注</w:t>
+            </w:r>
+          </w:p>
+        </w:tc>
+      </w:tr>
+      <w:tr>
+        <w:tc>
+          <w:tcPr>
+            <w:tcW w:type="dxa" w:w="2880"/>
+          </w:tcPr>
+          <w:p>
+            <w:r>
+              <w:rPr>
+                <w:b w:val="0"/>
+                <w:sz w:val="18"/>
+              </w:rPr>
+              <w:t>PayPal</w:t>
+            </w:r>
+          </w:p>
+        </w:tc>
+        <w:tc>
+          <w:tcPr>
+            <w:tcW w:type="dxa" w:w="2880"/>
+          </w:tcPr>
+          <w:p>
+            <w:r>
+              <w:rPr>
+                <w:b w:val="0"/>
+                <w:sz w:val="18"/>
+              </w:rPr>
+              <w:t>3 至 5 工作日</w:t>
+            </w:r>
+          </w:p>
+        </w:tc>
+        <w:tc>
+          <w:tcPr>
+            <w:tcW w:type="dxa" w:w="2880"/>
+          </w:tcPr>
+          <w:p>
+            <w:r>
+              <w:rPr>
+                <w:b w:val="0"/>
+                <w:sz w:val="18"/>
+              </w:rPr>
+              <w:t>争议期内可提起 dispute</w:t>
+            </w:r>
+          </w:p>
+        </w:tc>
+      </w:tr>
+      <w:tr>
+        <w:tc>
+          <w:tcPr>
+            <w:tcW w:type="dxa" w:w="2880"/>
+          </w:tcPr>
+          <w:p>
+            <w:r>
+              <w:rPr>
+                <w:b w:val="0"/>
+                <w:sz w:val="18"/>
+              </w:rPr>
+              <w:t>信用卡</w:t>
+            </w:r>
+          </w:p>
+        </w:tc>
+        <w:tc>
+          <w:tcPr>
+            <w:tcW w:type="dxa" w:w="2880"/>
+          </w:tcPr>
+          <w:p>
+            <w:r>
+              <w:rPr>
+                <w:b w:val="0"/>
+                <w:sz w:val="18"/>
+              </w:rPr>
+              <w:t>5 至 10 工作日</w:t>
+            </w:r>
+          </w:p>
+        </w:tc>
+        <w:tc>
+          <w:tcPr>
+            <w:tcW w:type="dxa" w:w="2880"/>
+          </w:tcPr>
+          <w:p>
+            <w:r>
+              <w:rPr>
+                <w:b w:val="0"/>
+                <w:sz w:val="18"/>
+              </w:rPr>
+              <w:t>取决于发卡行</w:t>
+            </w:r>
+          </w:p>
+        </w:tc>
+      </w:tr>
+      <w:tr>
+        <w:tc>
+          <w:tcPr>
+            <w:tcW w:type="dxa" w:w="2880"/>
+          </w:tcPr>
+          <w:p>
+            <w:r>
+              <w:rPr>
+                <w:b w:val="0"/>
+                <w:sz w:val="18"/>
+              </w:rPr>
+              <w:t>Klarna 或 Afterpay</w:t>
+            </w:r>
+          </w:p>
+        </w:tc>
+        <w:tc>
+          <w:tcPr>
+            <w:tcW w:type="dxa" w:w="2880"/>
+          </w:tcPr>
+          <w:p>
+            <w:r>
+              <w:rPr>
+                <w:b w:val="0"/>
+                <w:sz w:val="18"/>
+              </w:rPr>
+              <w:t>即时撤销</w:t>
+            </w:r>
+          </w:p>
+        </w:tc>
+        <w:tc>
+          <w:tcPr>
+            <w:tcW w:type="dxa" w:w="2880"/>
+          </w:tcPr>
+          <w:p>
+            <w:r>
+              <w:rPr>
+                <w:b w:val="0"/>
+                <w:sz w:val="18"/>
+              </w:rPr>
+              <w:t>未出账单则直接取消</w:t>
+            </w:r>
+          </w:p>
+        </w:tc>
+      </w:tr>
+      <w:tr>
+        <w:tc>
+          <w:tcPr>
+            <w:tcW w:type="dxa" w:w="2880"/>
+          </w:tcPr>
+          <w:p>
+            <w:r>
+              <w:rPr>
+                <w:b w:val="0"/>
+                <w:sz w:val="18"/>
+              </w:rPr>
+              <w:t>支付宝或微信</w:t>
+            </w:r>
+          </w:p>
+        </w:tc>
+        <w:tc>
+          <w:tcPr>
+            <w:tcW w:type="dxa" w:w="2880"/>
+          </w:tcPr>
+          <w:p>
+            <w:r>
+              <w:rPr>
+                <w:b w:val="0"/>
+                <w:sz w:val="18"/>
+              </w:rPr>
+              <w:t>1 至 3 工作日</w:t>
+            </w:r>
+          </w:p>
+        </w:tc>
+        <w:tc>
+          <w:tcPr>
+            <w:tcW w:type="dxa" w:w="2880"/>
+          </w:tcPr>
+          <w:p>
+            <w:r>
+              <w:rPr>
+                <w:b w:val="0"/>
+                <w:sz w:val="18"/>
+              </w:rPr>
+              <w:t>仅限中文站</w:t>
+            </w:r>
+          </w:p>
+        </w:tc>
+      </w:tr>
+    </w:tbl>
     <w:p>
       <w:r>
-        <w:t>支付方式  |  退款到账时效  |  备注</w:t>
+        <w:t>退款金额构成：</w:t>
       </w:r>
     </w:p>
     <w:p>
       <w:r>
-        <w:t>PayPal  |  3-5 工作日  |  争议期内可提 dispute</w:t>
+        <w:t>- 质量问题全额退款等于商品价格加原始运费。</w:t>
       </w:r>
     </w:p>
     <w:p>
       <w:r>
-        <w:t>信用卡  |  5-10 工作日  |  取决于发卡行</w:t>
+        <w:t>- 无理由退货等于商品价格减退货运费（德国站除外）。</w:t>
       </w:r>
     </w:p>
-    <w:p>
-      <w:r>
-        <w:t>Klarna / Afterpay  |  即时撤销  |  未出账单则直接取消</w:t>
-      </w:r>
-    </w:p>
-    <w:p>
-      <w:r>
-        <w:t>支付宝/微信  |  1-3 工作日  |  仅限中文站</w:t>
-      </w:r>
-    </w:p>
-    <w:p/>
-    <w:p>
-      <w:r>
-        <w:t>退款金额构成:</w:t>
-      </w:r>
-    </w:p>
-    <w:p>
-      <w:r>
-        <w:t>- 全额退款 = 商品价格 + 原始运费（如质量问题）</w:t>
-      </w:r>
-    </w:p>
-    <w:p>
-      <w:r>
-        <w:t>- 无理由退货 = 商品价格 - 退货运费（德国站除外）</w:t>
-      </w:r>
-    </w:p>
-    <w:p/>
-    <w:p>
-      <w:r>
-        <w:t>────────────────────────────────────────────────────────────</w:t>
-      </w:r>
-    </w:p>
-    <w:p/>
     <w:p>
       <w:pPr>
         <w:pStyle w:val="Heading2"/>
       </w:pPr>
       <w:r>
-        <w:rPr>
-          <w:b/>
-          <w:sz w:val="32"/>
-        </w:rPr>
-        <w:t>五、客户投诉分级与响应</w:t>
+        <w:t>第五章 客户投诉分级与响应</w:t>
       </w:r>
     </w:p>
-    <w:p/>
+    <w:tbl>
+      <w:tblPr>
+        <w:tblStyle w:val="TableGrid"/>
+        <w:tblW w:type="auto" w:w="0"/>
+        <w:tblLook w:firstColumn="1" w:firstRow="1" w:lastColumn="0" w:lastRow="0" w:noHBand="0" w:noVBand="1" w:val="04A0"/>
+      </w:tblPr>
+      <w:tblGrid>
+        <w:gridCol w:w="2160"/>
+        <w:gridCol w:w="2160"/>
+        <w:gridCol w:w="2160"/>
+        <w:gridCol w:w="2160"/>
+      </w:tblGrid>
+      <w:tr>
+        <w:tc>
+          <w:tcPr>
+            <w:tcW w:type="dxa" w:w="2160"/>
+          </w:tcPr>
+          <w:p>
+            <w:r>
+              <w:rPr>
+                <w:b/>
+                <w:sz w:val="18"/>
+              </w:rPr>
+              <w:t>级别</w:t>
+            </w:r>
+          </w:p>
+        </w:tc>
+        <w:tc>
+          <w:tcPr>
+            <w:tcW w:type="dxa" w:w="2160"/>
+          </w:tcPr>
+          <w:p>
+            <w:r>
+              <w:rPr>
+                <w:b/>
+                <w:sz w:val="18"/>
+              </w:rPr>
+              <w:t>定义</w:t>
+            </w:r>
+          </w:p>
+        </w:tc>
+        <w:tc>
+          <w:tcPr>
+            <w:tcW w:type="dxa" w:w="2160"/>
+          </w:tcPr>
+          <w:p>
+            <w:r>
+              <w:rPr>
+                <w:b/>
+                <w:sz w:val="18"/>
+              </w:rPr>
+              <w:t>响应时效</w:t>
+            </w:r>
+          </w:p>
+        </w:tc>
+        <w:tc>
+          <w:tcPr>
+            <w:tcW w:type="dxa" w:w="2160"/>
+          </w:tcPr>
+          <w:p>
+            <w:r>
+              <w:rPr>
+                <w:b/>
+                <w:sz w:val="18"/>
+              </w:rPr>
+              <w:t>关闭时效</w:t>
+            </w:r>
+          </w:p>
+        </w:tc>
+      </w:tr>
+      <w:tr>
+        <w:tc>
+          <w:tcPr>
+            <w:tcW w:type="dxa" w:w="2160"/>
+          </w:tcPr>
+          <w:p>
+            <w:r>
+              <w:rPr>
+                <w:b w:val="0"/>
+                <w:sz w:val="18"/>
+              </w:rPr>
+              <w:t>P0（紧急）</w:t>
+            </w:r>
+          </w:p>
+        </w:tc>
+        <w:tc>
+          <w:tcPr>
+            <w:tcW w:type="dxa" w:w="2160"/>
+          </w:tcPr>
+          <w:p>
+            <w:r>
+              <w:rPr>
+                <w:b w:val="0"/>
+                <w:sz w:val="18"/>
+              </w:rPr>
+              <w:t>人身安全问题、法律诉讼威胁、社交媒体爆发</w:t>
+            </w:r>
+          </w:p>
+        </w:tc>
+        <w:tc>
+          <w:tcPr>
+            <w:tcW w:type="dxa" w:w="2160"/>
+          </w:tcPr>
+          <w:p>
+            <w:r>
+              <w:rPr>
+                <w:b w:val="0"/>
+                <w:sz w:val="18"/>
+              </w:rPr>
+              <w:t>1 小时</w:t>
+            </w:r>
+          </w:p>
+        </w:tc>
+        <w:tc>
+          <w:tcPr>
+            <w:tcW w:type="dxa" w:w="2160"/>
+          </w:tcPr>
+          <w:p>
+            <w:r>
+              <w:rPr>
+                <w:b w:val="0"/>
+                <w:sz w:val="18"/>
+              </w:rPr>
+              <w:t>24 小时</w:t>
+            </w:r>
+          </w:p>
+        </w:tc>
+      </w:tr>
+      <w:tr>
+        <w:tc>
+          <w:tcPr>
+            <w:tcW w:type="dxa" w:w="2160"/>
+          </w:tcPr>
+          <w:p>
+            <w:r>
+              <w:rPr>
+                <w:b w:val="0"/>
+                <w:sz w:val="18"/>
+              </w:rPr>
+              <w:t>P1（高）</w:t>
+            </w:r>
+          </w:p>
+        </w:tc>
+        <w:tc>
+          <w:tcPr>
+            <w:tcW w:type="dxa" w:w="2160"/>
+          </w:tcPr>
+          <w:p>
+            <w:r>
+              <w:rPr>
+                <w:b w:val="0"/>
+                <w:sz w:val="18"/>
+              </w:rPr>
+              <w:t>单件金额大于 200 美元的质量问题、KOL 投诉</w:t>
+            </w:r>
+          </w:p>
+        </w:tc>
+        <w:tc>
+          <w:tcPr>
+            <w:tcW w:type="dxa" w:w="2160"/>
+          </w:tcPr>
+          <w:p>
+            <w:r>
+              <w:rPr>
+                <w:b w:val="0"/>
+                <w:sz w:val="18"/>
+              </w:rPr>
+              <w:t>4 小时</w:t>
+            </w:r>
+          </w:p>
+        </w:tc>
+        <w:tc>
+          <w:tcPr>
+            <w:tcW w:type="dxa" w:w="2160"/>
+          </w:tcPr>
+          <w:p>
+            <w:r>
+              <w:rPr>
+                <w:b w:val="0"/>
+                <w:sz w:val="18"/>
+              </w:rPr>
+              <w:t>3 工作日</w:t>
+            </w:r>
+          </w:p>
+        </w:tc>
+      </w:tr>
+      <w:tr>
+        <w:tc>
+          <w:tcPr>
+            <w:tcW w:type="dxa" w:w="2160"/>
+          </w:tcPr>
+          <w:p>
+            <w:r>
+              <w:rPr>
+                <w:b w:val="0"/>
+                <w:sz w:val="18"/>
+              </w:rPr>
+              <w:t>P2（中）</w:t>
+            </w:r>
+          </w:p>
+        </w:tc>
+        <w:tc>
+          <w:tcPr>
+            <w:tcW w:type="dxa" w:w="2160"/>
+          </w:tcPr>
+          <w:p>
+            <w:r>
+              <w:rPr>
+                <w:b w:val="0"/>
+                <w:sz w:val="18"/>
+              </w:rPr>
+              <w:t>一般质量问题、物流破损</w:t>
+            </w:r>
+          </w:p>
+        </w:tc>
+        <w:tc>
+          <w:tcPr>
+            <w:tcW w:type="dxa" w:w="2160"/>
+          </w:tcPr>
+          <w:p>
+            <w:r>
+              <w:rPr>
+                <w:b w:val="0"/>
+                <w:sz w:val="18"/>
+              </w:rPr>
+              <w:t>12 小时</w:t>
+            </w:r>
+          </w:p>
+        </w:tc>
+        <w:tc>
+          <w:tcPr>
+            <w:tcW w:type="dxa" w:w="2160"/>
+          </w:tcPr>
+          <w:p>
+            <w:r>
+              <w:rPr>
+                <w:b w:val="0"/>
+                <w:sz w:val="18"/>
+              </w:rPr>
+              <w:t>7 工作日</w:t>
+            </w:r>
+          </w:p>
+        </w:tc>
+      </w:tr>
+      <w:tr>
+        <w:tc>
+          <w:tcPr>
+            <w:tcW w:type="dxa" w:w="2160"/>
+          </w:tcPr>
+          <w:p>
+            <w:r>
+              <w:rPr>
+                <w:b w:val="0"/>
+                <w:sz w:val="18"/>
+              </w:rPr>
+              <w:t>P3（低）</w:t>
+            </w:r>
+          </w:p>
+        </w:tc>
+        <w:tc>
+          <w:tcPr>
+            <w:tcW w:type="dxa" w:w="2160"/>
+          </w:tcPr>
+          <w:p>
+            <w:r>
+              <w:rPr>
+                <w:b w:val="0"/>
+                <w:sz w:val="18"/>
+              </w:rPr>
+              <w:t>使用咨询、配件补发</w:t>
+            </w:r>
+          </w:p>
+        </w:tc>
+        <w:tc>
+          <w:tcPr>
+            <w:tcW w:type="dxa" w:w="2160"/>
+          </w:tcPr>
+          <w:p>
+            <w:r>
+              <w:rPr>
+                <w:b w:val="0"/>
+                <w:sz w:val="18"/>
+              </w:rPr>
+              <w:t>24 小时</w:t>
+            </w:r>
+          </w:p>
+        </w:tc>
+        <w:tc>
+          <w:tcPr>
+            <w:tcW w:type="dxa" w:w="2160"/>
+          </w:tcPr>
+          <w:p>
+            <w:r>
+              <w:rPr>
+                <w:b w:val="0"/>
+                <w:sz w:val="18"/>
+              </w:rPr>
+              <w:t>14 工作日</w:t>
+            </w:r>
+          </w:p>
+        </w:tc>
+      </w:tr>
+    </w:tbl>
     <w:p>
       <w:r>
-        <w:t>级别  |  定义  |  响应时效  |  关闭时效</w:t>
+        <w:t>P0 升级路径：客服组长、客服经理、运营总监、CEO。每一级 15 分钟内未响应则自动升级至下一级。</w:t>
       </w:r>
     </w:p>
-    <w:p>
-      <w:r>
-        <w:t>P0（紧急）  |  人身安全问题、法律诉讼威胁、社交媒体爆发  |  1 小时  |  24 小时</w:t>
-      </w:r>
-    </w:p>
-    <w:p>
-      <w:r>
-        <w:t>P1（高）  |  单件金额 &gt;$200 的质量问题、KOL 投诉  |  4 小时  |  3 工作日</w:t>
-      </w:r>
-    </w:p>
-    <w:p>
-      <w:r>
-        <w:t>P2（中）  |  一般质量问题、物流破损  |  12 小时  |  7 工作日</w:t>
-      </w:r>
-    </w:p>
-    <w:p>
-      <w:r>
-        <w:t>P3（低）  |  使用咨询、配件补发  |  24 小时  |  14 工作日</w:t>
-      </w:r>
-    </w:p>
-    <w:p/>
-    <w:p>
-      <w:r>
-        <w:t>P0 升级路径: 客服组长 → 客服经理 → 运营总监 → CEO（每级 15 分钟内未响应则自动升级至下一级）</w:t>
-      </w:r>
-    </w:p>
-    <w:p/>
-    <w:p>
-      <w:r>
-        <w:t>────────────────────────────────────────────────────────────</w:t>
-      </w:r>
-    </w:p>
-    <w:p/>
     <w:p>
       <w:pPr>
         <w:pStyle w:val="Heading2"/>
       </w:pPr>
       <w:r>
-        <w:rPr>
-          <w:b/>
-          <w:sz w:val="32"/>
-        </w:rPr>
-        <w:t>六、争议处理</w:t>
+        <w:t>第六章 争议处理</w:t>
       </w:r>
     </w:p>
-    <w:p/>
     <w:p>
       <w:pPr>
         <w:pStyle w:val="Heading3"/>
       </w:pPr>
       <w:r>
-        <w:rPr>
-          <w:b/>
-          <w:sz w:val="26"/>
-        </w:rPr>
         <w:t>6.1 PayPal Buyer Protection</w:t>
-      </w:r>
-    </w:p>
-    <w:p/>
-    <w:p>
-      <w:r>
-        <w:t>- 顾客可通过 PayPal 在交易后 180 天内 提起争议</w:t>
       </w:r>
     </w:p>
     <w:p>
       <w:r>
-        <w:t>- 争议期内需提供: 签收记录、沟通记录、质量鉴定材料</w:t>
+        <w:t>- 顾客可通过 PayPal 在交易后 180 天内提起争议。</w:t>
       </w:r>
     </w:p>
     <w:p>
       <w:r>
-        <w:t>- PayPal 争议败诉率目标: &lt;2%</w:t>
+        <w:t>- 争议期内需提供：签收记录、沟通记录、质量鉴定材料。</w:t>
       </w:r>
     </w:p>
-    <w:p/>
+    <w:p>
+      <w:r>
+        <w:t>- PayPal 争议败诉率目标：低于 2%。</w:t>
+      </w:r>
+    </w:p>
     <w:p>
       <w:pPr>
         <w:pStyle w:val="Heading3"/>
       </w:pPr>
       <w:r>
-        <w:rPr>
-          <w:b/>
-          <w:sz w:val="26"/>
-        </w:rPr>
         <w:t>6.2 Chargeback 管理</w:t>
-      </w:r>
-    </w:p>
-    <w:p/>
-    <w:p>
-      <w:r>
-        <w:t>- 信用卡 Chargeback 率须控制在 0.9% 以内（Visa/Mastercard 阈值 1.0%）</w:t>
       </w:r>
     </w:p>
     <w:p>
       <w:r>
-        <w:t>- 超过 0.9% 触发运营预警，立即排查问题品类</w:t>
+        <w:t>- 信用卡 Chargeback 率须控制在 0.9% 以内（Visa 与 Mastercard 的阈值均为 1.0%）。</w:t>
       </w:r>
     </w:p>
     <w:p>
       <w:r>
-        <w:t>- 2026 年 Q2 Chargeback 率目标: ≤0.5%</w:t>
+        <w:t>- 超过 0.9% 触发运营预警，立即排查问题品类。</w:t>
       </w:r>
     </w:p>
-    <w:p/>
+    <w:p>
+      <w:r>
+        <w:t>- 2026 年第二季度 Chargeback 率目标：不高于 0.5%。</w:t>
+      </w:r>
+    </w:p>
     <w:p>
       <w:pPr>
         <w:pStyle w:val="Heading3"/>
       </w:pPr>
       <w:r>
-        <w:rPr>
-          <w:b/>
-          <w:sz w:val="26"/>
-        </w:rPr>
         <w:t>6.3 德国市场特殊条款</w:t>
-      </w:r>
-    </w:p>
-    <w:p/>
-    <w:p>
-      <w:r>
-        <w:t>- 退货返程运费由我方承担（欧盟法规要求）</w:t>
       </w:r>
     </w:p>
     <w:p>
       <w:r>
-        <w:t>- 退货标签须为预付费（prepaid），不可使用到付</w:t>
+        <w:t>- 退货返程运费由我方承担（欧盟法规要求）。</w:t>
       </w:r>
     </w:p>
     <w:p>
       <w:r>
-        <w:t>- 德国包装法 (VerpackG) 要求：所有发往德国的包裹须注册 LUCID 包装回收</w:t>
+        <w:t>- 退货标签须为预付费，不可使用到付。</w:t>
       </w:r>
     </w:p>
-    <w:p/>
     <w:p>
       <w:r>
-        <w:t>────────────────────────────────────────────────────────────</w:t>
+        <w:t>- 德国包装法 VerpackG 要求：所有发往德国的包裹须注册 LUCID 包装回收。</w:t>
       </w:r>
     </w:p>
-    <w:p/>
+    <w:p>
+      <w:pPr>
+        <w:pStyle w:val="Heading2"/>
+      </w:pPr>
+      <w:r>
+        <w:t>第七章 附则</w:t>
+      </w:r>
+    </w:p>
     <w:p>
       <w:r>
-        <w:t>*本文档每季度复审，更新后推送至所有客服人员企业微信。*</w:t>
+        <w:t>- 本政策由客户服务部负责解释。</w:t>
       </w:r>
     </w:p>
-    <w:p/>
+    <w:p>
+      <w:r>
+        <w:t>- 本政策每季度复审一次，修订后由客服部推送至全体客服人员企业微信，并同步更新对外帮助中心页面。</w:t>
+      </w:r>
+    </w:p>
+    <w:p>
+      <w:r>
+        <w:t>- 自本版本生效之日起，v3.0 版同时废止。</w:t>
+      </w:r>
+    </w:p>
+    <w:p>
+      <w:r>
+        <w:t>- 关联文件：《全球优选 · 跨境物流操作指南》《全球优选 · 供应商管理制度》《全球优选 · 跨境电商产品手册》。</w:t>
+      </w:r>
+    </w:p>
     <w:sectPr>
       <w:pgSz w:w="12240" w:h="15840"/>
       <w:pgMar w:top="1440" w:right="1800" w:bottom="1440" w:left="1800" w:header="720" w:footer="720" w:gutter="0"/>
